--- a/report/FINAL_PROJECT_REPORT.docx
+++ b/report/FINAL_PROJECT_REPORT.docx
@@ -136,10 +136,7 @@
         <w:pStyle w:val="Heading1"/>
       </w:pPr>
       <w:r>
-        <w:t>1</w:t>
-      </w:r>
-      <w:r>
-        <w:t>. Abstract</w:t>
+        <w:t>1. Abstract</w:t>
       </w:r>
     </w:p>
     <w:p>
@@ -147,10 +144,7 @@
         <w:spacing w:before="60" w:after="100"/>
       </w:pPr>
       <w:r>
-        <w:t xml:space="preserve">Reading comprehension assessments are central to education but are expensive to author at scale. This project builds an end-to-end pipeline on the RACE multiple-choice dataset: </w:t>
-      </w:r>
-      <w:r>
-        <w:t xml:space="preserve">we preprocess text, train answer-verification models (Model A), train distractor ranking and extractive hint generation (Model B), evaluate unsupervised and semi-supervised analysis (Phase 4), and deliver a </w:t>
+        <w:t xml:space="preserve">Reading comprehension assessments are central to education but are expensive to author at scale. This project builds an end-to-end pipeline on the RACE multiple-choice dataset: we preprocess text, train answer-verification models (Model A), train distractor ranking and extractive hint generation (Model B), evaluate unsupervised and semi-supervised analysis (Phase 4), and deliver a </w:t>
       </w:r>
       <w:proofErr w:type="spellStart"/>
       <w:r>
@@ -158,10 +152,7 @@
       </w:r>
       <w:proofErr w:type="spellEnd"/>
       <w:r>
-        <w:t xml:space="preserve"> quiz interface. Features combine sparse</w:t>
-      </w:r>
-      <w:r>
-        <w:t xml:space="preserve"> bag-of-words representations, lexical overlap and length signals, and cosine-style similarity derived from the verification setup.</w:t>
+        <w:t xml:space="preserve"> quiz interface. Features combine sparse bag-of-words representations, lexical overlap and length signals, and cosine-style similarity derived from the verification setup.</w:t>
       </w:r>
     </w:p>
     <w:p>
@@ -177,10 +168,7 @@
       </w:r>
       <w:proofErr w:type="spellEnd"/>
       <w:r>
-        <w:t>, and ensemble strategies are compared; Exact Match on the test s</w:t>
-      </w:r>
-      <w:r>
-        <w:t xml:space="preserve">plit reached about </w:t>
+        <w:t xml:space="preserve">, and ensemble strategies are compared; Exact Match on the test split reached about </w:t>
       </w:r>
       <w:r>
         <w:rPr>
@@ -228,10 +216,7 @@
         <w:t>Precision@3 ≈ 0.97</w:t>
       </w:r>
       <w:r>
-        <w:t xml:space="preserve"> on dev/test with strong </w:t>
-      </w:r>
-      <w:r>
-        <w:t>BLEU/ROUGE overlap to gold hint sentences.</w:t>
+        <w:t xml:space="preserve"> on dev/test with strong BLEU/ROUGE overlap to gold hint sentences.</w:t>
       </w:r>
     </w:p>
     <w:p>
@@ -239,10 +224,7 @@
         <w:spacing w:before="60" w:after="100"/>
       </w:pPr>
       <w:r>
-        <w:t>The main limitations are dataset bias (exam-style English), loss of word order in one-hot features, and reliance on extractive/n-gram distractors. The conclusion is that traditional ML yields a usable tutoring pro</w:t>
-      </w:r>
-      <w:r>
-        <w:t>totype while neural models would be the natural next step.</w:t>
+        <w:t>The main limitations are dataset bias (exam-style English), loss of word order in one-hot features, and reliance on extractive/n-gram distractors. The conclusion is that traditional ML yields a usable tutoring prototype while neural models would be the natural next step.</w:t>
       </w:r>
     </w:p>
     <w:p>
@@ -258,10 +240,7 @@
         <w:spacing w:before="60" w:after="100"/>
       </w:pPr>
       <w:r>
-        <w:t>Automated quiz and tutoring systems can scale formative assessment: teachers can generate practice items, and learners obtain immediate feedback. In educational technol</w:t>
-      </w:r>
-      <w:r>
-        <w:t>ogy, however, many systems either (</w:t>
+        <w:t>Automated quiz and tutoring systems can scale formative assessment: teachers can generate practice items, and learners obtain immediate feedback. In educational technology, however, many systems either (</w:t>
       </w:r>
       <w:proofErr w:type="spellStart"/>
       <w:r>
@@ -284,10 +263,7 @@
         <w:t>Gaps:</w:t>
       </w:r>
       <w:r>
-        <w:t xml:space="preserve"> Reliable multiple-choice generation requires (a) verifying whic</w:t>
-      </w:r>
-      <w:r>
-        <w:t>h option is supported by a passage, (b) creating plausible wrong answers (distractors) that are neither trivial nor deceptive, and (c) offering graduated hints without leaking the exact answer string.</w:t>
+        <w:t xml:space="preserve"> Reliable multiple-choice generation requires (a) verifying which option is supported by a passage, (b) creating plausible wrong answers (distractors) that are neither trivial nor deceptive, and (c) offering graduated hints without leaking the exact answer string.</w:t>
       </w:r>
     </w:p>
     <w:p>
@@ -302,13 +278,7 @@
         <w:t xml:space="preserve">Our system: </w:t>
       </w:r>
       <w:r>
-        <w:t>We implement a RACE-based pipeline. Model A</w:t>
-      </w:r>
-      <w:r>
-        <w:t xml:space="preserve"> scores each candidate option for a given (article, question) pair using traditional classifiers on engineered features. Model B ranks phrases from the article as distractors and ranks sentences as hints. Phase 4 complements supervised training with cluste</w:t>
-      </w:r>
-      <w:r>
-        <w:t xml:space="preserve">ring and semi-supervised analysis. A </w:t>
+        <w:t xml:space="preserve">We implement a RACE-based pipeline. Model A scores each candidate option for a given (article, question) pair using traditional classifiers on engineered features. Model B ranks phrases from the article as distractors and ranks sentences as hints. Phase 4 complements supervised training with clustering and semi-supervised analysis. A </w:t>
       </w:r>
       <w:proofErr w:type="spellStart"/>
       <w:r>
@@ -331,10 +301,7 @@
         <w:t>Report roadmap:</w:t>
       </w:r>
       <w:r>
-        <w:t xml:space="preserve"> Section 3 reviews related work. Section 4 summarizes dataset and EDA. Sections 5–6 detail Model A and B. Section 7 describes the UI. Section 8 disc</w:t>
-      </w:r>
-      <w:r>
-        <w:t>usses results versus baselines. Section 9 states limitations. Section 10 concludes. Section 11 lists references.</w:t>
+        <w:t xml:space="preserve"> Section 3 reviews related work. Section 4 summarizes dataset and EDA. Sections 5–6 detail Model A and B. Section 7 describes the UI. Section 8 discusses results versus baselines. Section 9 states limitations. Section 10 concludes. Section 11 lists references.</w:t>
       </w:r>
     </w:p>
     <w:p>
@@ -368,14 +335,7 @@
           <w:sz w:val="20"/>
           <w:szCs w:val="20"/>
         </w:rPr>
-        <w:t xml:space="preserve"> introduced a large reading comprehension benchmark built from Chinese English exams, with passages and</w:t>
-      </w:r>
-      <w:r>
-        <w:rPr>
-          <w:sz w:val="20"/>
-          <w:szCs w:val="20"/>
-        </w:rPr>
-        <w:t xml:space="preserve"> four-way multiple choice questions requiring inference. The dataset anchors our supervised labels and evaluation split design.</w:t>
+        <w:t xml:space="preserve"> introduced a large reading comprehension benchmark built from Chinese English exams, with passages and four-way multiple choice questions requiring inference. The dataset anchors our supervised labels and evaluation split design.</w:t>
       </w:r>
     </w:p>
     <w:p>
@@ -400,14 +360,7 @@
           <w:sz w:val="20"/>
           <w:szCs w:val="20"/>
         </w:rPr>
-        <w:t xml:space="preserve"> study neural question generation conditioned on context, producing natural questions with sequenced encoder–dec</w:t>
-      </w:r>
-      <w:r>
-        <w:rPr>
-          <w:sz w:val="20"/>
-          <w:szCs w:val="20"/>
-        </w:rPr>
-        <w:t>oder models. In contrast, we combine template- and ranker-based question wording with verification, trading fluency for transparency and lighter compute.</w:t>
+        <w:t xml:space="preserve"> study neural question generation conditioned on context, producing natural questions with sequenced encoder–decoder models. In contrast, we combine template- and ranker-based question wording with verification, trading fluency for transparency and lighter compute.</w:t>
       </w:r>
     </w:p>
     <w:p>
@@ -450,16 +403,7 @@
           <w:sz w:val="20"/>
           <w:szCs w:val="20"/>
         </w:rPr>
-        <w:t>Guo et al. (</w:t>
-      </w:r>
-      <w:r>
-        <w:rPr>
-          <w:b/>
-          <w:bCs/>
-          <w:sz w:val="20"/>
-          <w:szCs w:val="20"/>
-        </w:rPr>
-        <w:t>2016)</w:t>
+        <w:t>Guo et al. (2016)</w:t>
       </w:r>
       <w:r>
         <w:rPr>
@@ -484,93 +428,70 @@
           <w:sz w:val="20"/>
           <w:szCs w:val="20"/>
         </w:rPr>
-        <w:t>Dev</w:t>
-      </w:r>
+        <w:t>Devlin et al. (2019) — BERT</w:t>
+      </w:r>
+      <w:r>
+        <w:rPr>
+          <w:sz w:val="20"/>
+          <w:szCs w:val="20"/>
+        </w:rPr>
+        <w:t xml:space="preserve"> pioneered masked language modeling and fine-tuning for NLU, leading to large gains on RACE-style benchmarks. Our bag-of-words and linear models intentionally ablate that inductive bias for the course setting. Future work would fine-tune BERT/</w:t>
+      </w:r>
+      <w:proofErr w:type="spellStart"/>
+      <w:r>
+        <w:rPr>
+          <w:sz w:val="20"/>
+          <w:szCs w:val="20"/>
+        </w:rPr>
+        <w:t>RoBERTa</w:t>
+      </w:r>
+      <w:proofErr w:type="spellEnd"/>
+      <w:r>
+        <w:rPr>
+          <w:sz w:val="20"/>
+          <w:szCs w:val="20"/>
+        </w:rPr>
+        <w:t xml:space="preserve"> on verification.</w:t>
+      </w:r>
+    </w:p>
+    <w:p>
+      <w:pPr>
+        <w:spacing w:before="80" w:after="120"/>
+      </w:pPr>
+    </w:p>
+    <w:p>
+      <w:pPr>
+        <w:pStyle w:val="Heading1"/>
+      </w:pPr>
+      <w:r>
+        <w:t>4. Dataset Analysis</w:t>
+      </w:r>
+    </w:p>
+    <w:p>
+      <w:pPr>
+        <w:spacing w:before="60" w:after="60"/>
+      </w:pPr>
       <w:r>
         <w:rPr>
           <w:b/>
           <w:bCs/>
-          <w:sz w:val="20"/>
-          <w:szCs w:val="20"/>
-        </w:rPr>
-        <w:t>lin et al. (2019) — BERT</w:t>
-      </w:r>
-      <w:r>
-        <w:rPr>
-          <w:sz w:val="20"/>
-          <w:szCs w:val="20"/>
-        </w:rPr>
-        <w:t xml:space="preserve"> pioneered masked language modeling and fine-tuning for NLU, leading to large gains on RACE-style benchmarks. Our bag-of-words and linear models intentionally ablate that inductive bias for the course setting. Future work would fine</w:t>
-      </w:r>
-      <w:r>
-        <w:rPr>
-          <w:sz w:val="20"/>
-          <w:szCs w:val="20"/>
-        </w:rPr>
-        <w:t>-tune BERT/</w:t>
-      </w:r>
-      <w:proofErr w:type="spellStart"/>
-      <w:r>
-        <w:rPr>
-          <w:sz w:val="20"/>
-          <w:szCs w:val="20"/>
-        </w:rPr>
-        <w:t>RoBERTa</w:t>
-      </w:r>
-      <w:proofErr w:type="spellEnd"/>
-      <w:r>
-        <w:rPr>
-          <w:sz w:val="20"/>
-          <w:szCs w:val="20"/>
-        </w:rPr>
-        <w:t xml:space="preserve"> on verification.</w:t>
-      </w:r>
-    </w:p>
-    <w:p>
-      <w:pPr>
-        <w:spacing w:before="80" w:after="120"/>
-      </w:pPr>
-    </w:p>
-    <w:p>
-      <w:pPr>
-        <w:pStyle w:val="Heading1"/>
-      </w:pPr>
-      <w:r>
-        <w:t>4. Dataset Analysis</w:t>
-      </w:r>
-    </w:p>
-    <w:p>
-      <w:pPr>
-        <w:spacing w:before="60" w:after="60"/>
+        </w:rPr>
+        <w:t xml:space="preserve">Source and scale: </w:t>
+      </w:r>
+      <w:r>
+        <w:t>We use the RACE dataset (Lai et al., 2017) in CSV form: train 70,292 questions, dev 8,786, test 8,788 (each row: article, question, options A–D, answer letter).</w:t>
+      </w:r>
+    </w:p>
+    <w:p>
+      <w:pPr>
+        <w:spacing w:before="60" w:after="100"/>
       </w:pPr>
       <w:r>
         <w:rPr>
           <w:b/>
           <w:bCs/>
         </w:rPr>
-        <w:t xml:space="preserve">Source and scale: </w:t>
-      </w:r>
-      <w:r>
-        <w:t>We use the RACE dataset (Lai et al., 2017) in CSV form: train 70,292 questions, dev 8,786, test 8,788 (each row: article, question, options A–D, answer letter).</w:t>
-      </w:r>
-    </w:p>
-    <w:p>
-      <w:pPr>
-        <w:spacing w:before="60" w:after="100"/>
-      </w:pPr>
-      <w:r>
-        <w:rPr>
-          <w:b/>
-          <w:bCs/>
-        </w:rPr>
-        <w:t>Preprocessing / expa</w:t>
-      </w:r>
-      <w:r>
-        <w:rPr>
-          <w:b/>
-          <w:bCs/>
-        </w:rPr>
-        <w:t>nsion:</w:t>
+        <w:t>Preprocessing / expansion:</w:t>
       </w:r>
       <w:r>
         <w:t xml:space="preserve"> Each row is expanded into four binary verification examples (one per option).</w:t>
@@ -603,12 +524,6 @@
         <w:gridCol w:w="4680"/>
       </w:tblGrid>
       <w:tr>
-        <w:tblPrEx>
-          <w:tblCellMar>
-            <w:top w:w="0" w:type="dxa"/>
-            <w:bottom w:w="0" w:type="dxa"/>
-          </w:tblCellMar>
-        </w:tblPrEx>
         <w:tc>
           <w:tcPr>
             <w:tcW w:w="4680" w:type="dxa"/>
@@ -671,12 +586,6 @@
         </w:tc>
       </w:tr>
       <w:tr>
-        <w:tblPrEx>
-          <w:tblCellMar>
-            <w:top w:w="0" w:type="dxa"/>
-            <w:bottom w:w="0" w:type="dxa"/>
-          </w:tblCellMar>
-        </w:tblPrEx>
         <w:tc>
           <w:tcPr>
             <w:tcW w:w="4680" w:type="dxa"/>
@@ -733,12 +642,6 @@
         </w:tc>
       </w:tr>
       <w:tr>
-        <w:tblPrEx>
-          <w:tblCellMar>
-            <w:top w:w="0" w:type="dxa"/>
-            <w:bottom w:w="0" w:type="dxa"/>
-          </w:tblCellMar>
-        </w:tblPrEx>
         <w:tc>
           <w:tcPr>
             <w:tcW w:w="4680" w:type="dxa"/>
@@ -795,12 +698,6 @@
         </w:tc>
       </w:tr>
       <w:tr>
-        <w:tblPrEx>
-          <w:tblCellMar>
-            <w:top w:w="0" w:type="dxa"/>
-            <w:bottom w:w="0" w:type="dxa"/>
-          </w:tblCellMar>
-        </w:tblPrEx>
         <w:tc>
           <w:tcPr>
             <w:tcW w:w="4680" w:type="dxa"/>
@@ -857,12 +754,6 @@
         </w:tc>
       </w:tr>
       <w:tr>
-        <w:tblPrEx>
-          <w:tblCellMar>
-            <w:top w:w="0" w:type="dxa"/>
-            <w:bottom w:w="0" w:type="dxa"/>
-          </w:tblCellMar>
-        </w:tblPrEx>
         <w:tc>
           <w:tcPr>
             <w:tcW w:w="4680" w:type="dxa"/>
@@ -935,12 +826,6 @@
         </w:tc>
       </w:tr>
       <w:tr>
-        <w:tblPrEx>
-          <w:tblCellMar>
-            <w:top w:w="0" w:type="dxa"/>
-            <w:bottom w:w="0" w:type="dxa"/>
-          </w:tblCellMar>
-        </w:tblPrEx>
         <w:tc>
           <w:tcPr>
             <w:tcW w:w="4680" w:type="dxa"/>
@@ -997,12 +882,6 @@
         </w:tc>
       </w:tr>
       <w:tr>
-        <w:tblPrEx>
-          <w:tblCellMar>
-            <w:top w:w="0" w:type="dxa"/>
-            <w:bottom w:w="0" w:type="dxa"/>
-          </w:tblCellMar>
-        </w:tblPrEx>
         <w:tc>
           <w:tcPr>
             <w:tcW w:w="4680" w:type="dxa"/>
@@ -1104,14 +983,7 @@
           <w:b/>
           <w:bCs/>
         </w:rPr>
-        <w:t>Explora</w:t>
-      </w:r>
-      <w:r>
-        <w:rPr>
-          <w:b/>
-          <w:bCs/>
-        </w:rPr>
-        <w:t>tory Analysis (placeholder figures):</w:t>
+        <w:t>Exploratory Analysis (placeholder figures):</w:t>
       </w:r>
     </w:p>
     <w:p>
@@ -1132,6 +1004,9 @@
     </w:p>
     <w:p>
       <w:r>
+        <w:rPr>
+          <w:noProof/>
+        </w:rPr>
         <w:lastRenderedPageBreak/>
         <w:drawing>
           <wp:inline distT="0" distB="0" distL="0" distR="0" wp14:anchorId="62F0A305" wp14:editId="06C42738">
@@ -1183,18 +1058,14 @@
           <w:sz w:val="20"/>
           <w:szCs w:val="20"/>
         </w:rPr>
-        <w:t>[</w:t>
-      </w:r>
-      <w:r>
-        <w:rPr>
-          <w:sz w:val="20"/>
-          <w:szCs w:val="20"/>
-        </w:rPr>
-        <w:t xml:space="preserve">Figure 2 — Question type distribution] </w:t>
-      </w:r>
-    </w:p>
-    <w:p>
-      <w:r>
+        <w:t xml:space="preserve">[Figure 2 — Question type distribution] </w:t>
+      </w:r>
+    </w:p>
+    <w:p>
+      <w:r>
+        <w:rPr>
+          <w:noProof/>
+        </w:rPr>
         <w:drawing>
           <wp:inline distT="0" distB="0" distL="0" distR="0" wp14:anchorId="612AE88B" wp14:editId="237BAC00">
             <wp:extent cx="6172200" cy="3379470"/>
@@ -1245,32 +1116,28 @@
           <w:sz w:val="20"/>
           <w:szCs w:val="20"/>
         </w:rPr>
-        <w:t>[</w:t>
+        <w:t xml:space="preserve">[Figure 3 — </w:t>
       </w:r>
       <w:r>
         <w:rPr>
           <w:sz w:val="20"/>
           <w:szCs w:val="20"/>
         </w:rPr>
-        <w:t xml:space="preserve">Figure 3 — </w:t>
+        <w:t>Word Balance</w:t>
       </w:r>
       <w:r>
         <w:rPr>
           <w:sz w:val="20"/>
           <w:szCs w:val="20"/>
         </w:rPr>
-        <w:t>Word Balance</w:t>
-      </w:r>
-      <w:r>
-        <w:rPr>
-          <w:sz w:val="20"/>
-          <w:szCs w:val="20"/>
-        </w:rPr>
         <w:t xml:space="preserve">] </w:t>
       </w:r>
     </w:p>
     <w:p>
       <w:r>
+        <w:rPr>
+          <w:noProof/>
+        </w:rPr>
         <w:lastRenderedPageBreak/>
         <w:drawing>
           <wp:inline distT="0" distB="0" distL="0" distR="0" wp14:anchorId="1DC4D930" wp14:editId="7C05898E">
@@ -1352,6 +1219,9 @@
         <w:spacing w:before="80" w:after="120"/>
       </w:pPr>
       <w:r>
+        <w:rPr>
+          <w:noProof/>
+        </w:rPr>
         <w:drawing>
           <wp:inline distT="0" distB="0" distL="0" distR="0" wp14:anchorId="4A1339A1" wp14:editId="02FD41D5">
             <wp:extent cx="6172200" cy="2158365"/>
@@ -1398,62 +1268,49 @@
           <w:b/>
           <w:bCs/>
         </w:rPr>
-        <w:t>B</w:t>
-      </w:r>
+        <w:t>Bias and generalization:</w:t>
+      </w:r>
+      <w:r>
+        <w:t xml:space="preserve"> RACE </w:t>
+      </w:r>
+      <w:proofErr w:type="gramStart"/>
+      <w:r>
+        <w:t>is</w:t>
+      </w:r>
+      <w:proofErr w:type="gramEnd"/>
+      <w:r>
+        <w:t xml:space="preserve"> drawn from Chinese national English exams. Topics and rhetoric may not represent all English learners globally. Model performance may overfit exam-style articulation; deployment to other corpora would require retraining or domain adaptation.</w:t>
+      </w:r>
+    </w:p>
+    <w:p>
+      <w:pPr>
+        <w:pStyle w:val="Heading1"/>
+      </w:pPr>
+      <w:r>
+        <w:t>5. Model A: Design, Training, and Results</w:t>
+      </w:r>
+    </w:p>
+    <w:p>
+      <w:pPr>
+        <w:pStyle w:val="Heading2"/>
+      </w:pPr>
+      <w:r>
+        <w:t>5.1 Task and Features</w:t>
+      </w:r>
+    </w:p>
+    <w:p>
+      <w:pPr>
+        <w:spacing w:before="60" w:after="60"/>
+      </w:pPr>
       <w:r>
         <w:rPr>
           <w:b/>
           <w:bCs/>
         </w:rPr>
-        <w:t>ias and generalization:</w:t>
-      </w:r>
-      <w:r>
-        <w:t xml:space="preserve"> RACE </w:t>
-      </w:r>
-      <w:proofErr w:type="gramStart"/>
-      <w:r>
-        <w:t>is</w:t>
-      </w:r>
-      <w:proofErr w:type="gramEnd"/>
-      <w:r>
-        <w:t xml:space="preserve"> drawn from Chinese national English exams. Topics and rhetoric may not represent all English learners globally. Model perfo</w:t>
-      </w:r>
-      <w:r>
-        <w:t>rmance may overfit exam-style articulation; deployment to other corpora would require retraining or domain adaptation.</w:t>
-      </w:r>
-    </w:p>
-    <w:p>
-      <w:pPr>
-        <w:pStyle w:val="Heading1"/>
-      </w:pPr>
-      <w:r>
-        <w:t>5. Model A: Design, Training, and Results</w:t>
-      </w:r>
-    </w:p>
-    <w:p>
-      <w:pPr>
-        <w:pStyle w:val="Heading2"/>
-      </w:pPr>
-      <w:r>
-        <w:t>5.1 Task and Features</w:t>
-      </w:r>
-    </w:p>
-    <w:p>
-      <w:pPr>
-        <w:spacing w:before="60" w:after="60"/>
-      </w:pPr>
-      <w:r>
-        <w:rPr>
-          <w:b/>
-          <w:bCs/>
-        </w:rPr>
         <w:t>Task:</w:t>
       </w:r>
       <w:r>
-        <w:t xml:space="preserve"> Binary answer verification: for concatenated text article [SEP] que</w:t>
-      </w:r>
-      <w:r>
-        <w:t>stion [SEP] option, predict whether the option is the correct label. At inference, the option with highest calibrated score is selected (Exact Match per question).</w:t>
+        <w:t xml:space="preserve"> Binary answer verification: for concatenated text article [SEP] question [SEP] option, predict whether the option is the correct label. At inference, the option with highest calibrated score is selected (Exact Match per question).</w:t>
       </w:r>
     </w:p>
     <w:p>
@@ -1564,14 +1421,7 @@
           <w:sz w:val="20"/>
           <w:szCs w:val="20"/>
         </w:rPr>
-        <w:t xml:space="preserve"> on dense lexical columns before stacki</w:t>
-      </w:r>
-      <w:r>
-        <w:rPr>
-          <w:sz w:val="20"/>
-          <w:szCs w:val="20"/>
-        </w:rPr>
-        <w:t>ng with sparse OHE/TF-IDF.</w:t>
+        <w:t xml:space="preserve"> on dense lexical columns before stacking with sparse OHE/TF-IDF.</w:t>
       </w:r>
     </w:p>
     <w:p>
@@ -1677,14 +1527,7 @@
           <w:sz w:val="20"/>
           <w:szCs w:val="20"/>
         </w:rPr>
-        <w:t xml:space="preserve"> (bonus) — tree ensemble on lexical </w:t>
-      </w:r>
-      <w:r>
-        <w:rPr>
-          <w:sz w:val="20"/>
-          <w:szCs w:val="20"/>
-        </w:rPr>
-        <w:t>(+ cosine) features.</w:t>
+        <w:t xml:space="preserve"> (bonus) — tree ensemble on lexical (+ cosine) features.</w:t>
       </w:r>
     </w:p>
     <w:p>
@@ -1730,10 +1573,7 @@
         <w:spacing w:before="60" w:after="100"/>
       </w:pPr>
       <w:r>
-        <w:t>Train/validation/test respect dataset splits. Hyperparameters may be tuned via grid sear</w:t>
-      </w:r>
-      <w:r>
-        <w:t>ch. Models and scalers saved under models/</w:t>
+        <w:t>Train/validation/test respect dataset splits. Hyperparameters may be tuned via grid search. Models and scalers saved under models/</w:t>
       </w:r>
       <w:proofErr w:type="spellStart"/>
       <w:r>
@@ -1782,12 +1622,6 @@
         <w:gridCol w:w="1872"/>
       </w:tblGrid>
       <w:tr>
-        <w:tblPrEx>
-          <w:tblCellMar>
-            <w:top w:w="0" w:type="dxa"/>
-            <w:bottom w:w="0" w:type="dxa"/>
-          </w:tblCellMar>
-        </w:tblPrEx>
         <w:tc>
           <w:tcPr>
             <w:tcW w:w="1872" w:type="dxa"/>
@@ -1940,12 +1774,6 @@
         </w:tc>
       </w:tr>
       <w:tr>
-        <w:tblPrEx>
-          <w:tblCellMar>
-            <w:top w:w="0" w:type="dxa"/>
-            <w:bottom w:w="0" w:type="dxa"/>
-          </w:tblCellMar>
-        </w:tblPrEx>
         <w:tc>
           <w:tcPr>
             <w:tcW w:w="1872" w:type="dxa"/>
@@ -2083,12 +1911,6 @@
         </w:tc>
       </w:tr>
       <w:tr>
-        <w:tblPrEx>
-          <w:tblCellMar>
-            <w:top w:w="0" w:type="dxa"/>
-            <w:bottom w:w="0" w:type="dxa"/>
-          </w:tblCellMar>
-        </w:tblPrEx>
         <w:tc>
           <w:tcPr>
             <w:tcW w:w="1872" w:type="dxa"/>
@@ -2226,12 +2048,6 @@
         </w:tc>
       </w:tr>
       <w:tr>
-        <w:tblPrEx>
-          <w:tblCellMar>
-            <w:top w:w="0" w:type="dxa"/>
-            <w:bottom w:w="0" w:type="dxa"/>
-          </w:tblCellMar>
-        </w:tblPrEx>
         <w:tc>
           <w:tcPr>
             <w:tcW w:w="1872" w:type="dxa"/>
@@ -2369,12 +2185,6 @@
         </w:tc>
       </w:tr>
       <w:tr>
-        <w:tblPrEx>
-          <w:tblCellMar>
-            <w:top w:w="0" w:type="dxa"/>
-            <w:bottom w:w="0" w:type="dxa"/>
-          </w:tblCellMar>
-        </w:tblPrEx>
         <w:tc>
           <w:tcPr>
             <w:tcW w:w="1872" w:type="dxa"/>
@@ -2512,12 +2322,6 @@
         </w:tc>
       </w:tr>
       <w:tr>
-        <w:tblPrEx>
-          <w:tblCellMar>
-            <w:top w:w="0" w:type="dxa"/>
-            <w:bottom w:w="0" w:type="dxa"/>
-          </w:tblCellMar>
-        </w:tblPrEx>
         <w:tc>
           <w:tcPr>
             <w:tcW w:w="1872" w:type="dxa"/>
@@ -2657,12 +2461,6 @@
         </w:tc>
       </w:tr>
       <w:tr>
-        <w:tblPrEx>
-          <w:tblCellMar>
-            <w:top w:w="0" w:type="dxa"/>
-            <w:bottom w:w="0" w:type="dxa"/>
-          </w:tblCellMar>
-        </w:tblPrEx>
         <w:tc>
           <w:tcPr>
             <w:tcW w:w="1872" w:type="dxa"/>
@@ -2843,12 +2641,6 @@
         <w:gridCol w:w="2208"/>
       </w:tblGrid>
       <w:tr>
-        <w:tblPrEx>
-          <w:tblCellMar>
-            <w:top w:w="0" w:type="dxa"/>
-            <w:bottom w:w="0" w:type="dxa"/>
-          </w:tblCellMar>
-        </w:tblPrEx>
         <w:tc>
           <w:tcPr>
             <w:tcW w:w="2736" w:type="dxa"/>
@@ -2971,12 +2763,6 @@
         </w:tc>
       </w:tr>
       <w:tr>
-        <w:tblPrEx>
-          <w:tblCellMar>
-            <w:top w:w="0" w:type="dxa"/>
-            <w:bottom w:w="0" w:type="dxa"/>
-          </w:tblCellMar>
-        </w:tblPrEx>
         <w:tc>
           <w:tcPr>
             <w:tcW w:w="2736" w:type="dxa"/>
@@ -3087,12 +2873,6 @@
         </w:tc>
       </w:tr>
       <w:tr>
-        <w:tblPrEx>
-          <w:tblCellMar>
-            <w:top w:w="0" w:type="dxa"/>
-            <w:bottom w:w="0" w:type="dxa"/>
-          </w:tblCellMar>
-        </w:tblPrEx>
         <w:tc>
           <w:tcPr>
             <w:tcW w:w="2736" w:type="dxa"/>
@@ -3203,12 +2983,6 @@
         </w:tc>
       </w:tr>
       <w:tr>
-        <w:tblPrEx>
-          <w:tblCellMar>
-            <w:top w:w="0" w:type="dxa"/>
-            <w:bottom w:w="0" w:type="dxa"/>
-          </w:tblCellMar>
-        </w:tblPrEx>
         <w:tc>
           <w:tcPr>
             <w:tcW w:w="2736" w:type="dxa"/>
@@ -3328,12 +3102,6 @@
         </w:tc>
       </w:tr>
       <w:tr>
-        <w:tblPrEx>
-          <w:tblCellMar>
-            <w:top w:w="0" w:type="dxa"/>
-            <w:bottom w:w="0" w:type="dxa"/>
-          </w:tblCellMar>
-        </w:tblPrEx>
         <w:tc>
           <w:tcPr>
             <w:tcW w:w="2736" w:type="dxa"/>
@@ -3444,12 +3212,6 @@
         </w:tc>
       </w:tr>
       <w:tr>
-        <w:tblPrEx>
-          <w:tblCellMar>
-            <w:top w:w="0" w:type="dxa"/>
-            <w:bottom w:w="0" w:type="dxa"/>
-          </w:tblCellMar>
-        </w:tblPrEx>
         <w:tc>
           <w:tcPr>
             <w:tcW w:w="2736" w:type="dxa"/>
@@ -3560,12 +3322,6 @@
         </w:tc>
       </w:tr>
       <w:tr>
-        <w:tblPrEx>
-          <w:tblCellMar>
-            <w:top w:w="0" w:type="dxa"/>
-            <w:bottom w:w="0" w:type="dxa"/>
-          </w:tblCellMar>
-        </w:tblPrEx>
         <w:tc>
           <w:tcPr>
             <w:tcW w:w="2736" w:type="dxa"/>
@@ -3708,6 +3464,9 @@
     </w:p>
     <w:p>
       <w:r>
+        <w:rPr>
+          <w:noProof/>
+        </w:rPr>
         <w:drawing>
           <wp:inline distT="0" distB="0" distL="0" distR="0" wp14:anchorId="333A840A" wp14:editId="66E83B69">
             <wp:extent cx="6105525" cy="5534025"/>
@@ -3758,18 +3517,14 @@
           <w:sz w:val="20"/>
           <w:szCs w:val="20"/>
         </w:rPr>
-        <w:t>[</w:t>
-      </w:r>
-      <w:r>
-        <w:rPr>
-          <w:sz w:val="20"/>
-          <w:szCs w:val="20"/>
-        </w:rPr>
-        <w:t>Figure 6] svm_confusion_matrix.png</w:t>
-      </w:r>
-    </w:p>
-    <w:p>
-      <w:r>
+        <w:t>[Figure 6] svm_confusion_matrix.png</w:t>
+      </w:r>
+    </w:p>
+    <w:p>
+      <w:r>
+        <w:rPr>
+          <w:noProof/>
+        </w:rPr>
         <w:lastRenderedPageBreak/>
         <w:drawing>
           <wp:inline distT="0" distB="0" distL="0" distR="0" wp14:anchorId="471102D7" wp14:editId="72A6BE61">
@@ -3821,27 +3576,23 @@
           <w:sz w:val="20"/>
           <w:szCs w:val="20"/>
         </w:rPr>
-        <w:t>[</w:t>
-      </w:r>
+        <w:t xml:space="preserve">[Figure 7] </w:t>
+      </w:r>
+      <w:proofErr w:type="spellStart"/>
       <w:r>
         <w:rPr>
           <w:sz w:val="20"/>
           <w:szCs w:val="20"/>
         </w:rPr>
-        <w:t xml:space="preserve">Figure 7] </w:t>
-      </w:r>
-      <w:proofErr w:type="spellStart"/>
-      <w:r>
-        <w:rPr>
-          <w:sz w:val="20"/>
-          <w:szCs w:val="20"/>
-        </w:rPr>
         <w:t>xgb_confusion_matrix</w:t>
       </w:r>
       <w:proofErr w:type="spellEnd"/>
     </w:p>
     <w:p>
       <w:r>
+        <w:rPr>
+          <w:noProof/>
+        </w:rPr>
         <w:lastRenderedPageBreak/>
         <w:drawing>
           <wp:inline distT="0" distB="0" distL="0" distR="0" wp14:anchorId="30B5C759" wp14:editId="48AD6B83">
@@ -3882,6 +3633,9 @@
     </w:p>
     <w:p>
       <w:r>
+        <w:rPr>
+          <w:noProof/>
+        </w:rPr>
         <w:lastRenderedPageBreak/>
         <w:drawing>
           <wp:inline distT="0" distB="0" distL="0" distR="0" wp14:anchorId="1B3B5849" wp14:editId="4EB6A2AA">
@@ -3955,14 +3709,7 @@
           <w:sz w:val="20"/>
           <w:szCs w:val="20"/>
         </w:rPr>
-        <w:t xml:space="preserve"> coexists with lower macro F1 when the model becomes con</w:t>
-      </w:r>
-      <w:r>
-        <w:rPr>
-          <w:sz w:val="20"/>
-          <w:szCs w:val="20"/>
-        </w:rPr>
-        <w:t>fident on the majority class; Exact Match is the more meaningful question-level metric here.</w:t>
+        <w:t xml:space="preserve"> coexists with lower macro F1 when the model becomes confident on the majority class; Exact Match is the more meaningful question-level metric here.</w:t>
       </w:r>
     </w:p>
     <w:p>
@@ -4007,16 +3754,7 @@
           <w:sz w:val="20"/>
           <w:szCs w:val="20"/>
         </w:rPr>
-        <w:t>S</w:t>
-      </w:r>
-      <w:r>
-        <w:rPr>
-          <w:b/>
-          <w:bCs/>
-          <w:sz w:val="20"/>
-          <w:szCs w:val="20"/>
-        </w:rPr>
-        <w:t>oft voting</w:t>
+        <w:t>Soft voting</w:t>
       </w:r>
       <w:r>
         <w:rPr>
@@ -4505,6 +4243,9 @@
         <w:spacing w:before="60" w:after="100"/>
       </w:pPr>
       <w:r>
+        <w:rPr>
+          <w:noProof/>
+        </w:rPr>
         <w:lastRenderedPageBreak/>
         <w:drawing>
           <wp:inline distT="0" distB="0" distL="0" distR="0" wp14:anchorId="7520A8A9" wp14:editId="71A7DBDB">
@@ -4548,13 +4289,7 @@
         <w:pStyle w:val="Heading1"/>
       </w:pPr>
       <w:r>
-        <w:t>6</w:t>
-      </w:r>
-      <w:r>
-        <w:t>. Model B: Design, Training, and Resul</w:t>
-      </w:r>
-      <w:r>
-        <w:t>ts</w:t>
+        <w:t>6. Model B: Design, Training, and Results</w:t>
       </w:r>
     </w:p>
     <w:p>
@@ -4574,10 +4309,7 @@
       </w:r>
       <w:proofErr w:type="spellStart"/>
       <w:r>
-        <w:t>Rando</w:t>
-      </w:r>
-      <w:r>
-        <w:t>mForest</w:t>
+        <w:t>RandomForest</w:t>
       </w:r>
       <w:proofErr w:type="spellEnd"/>
       <w:r>
@@ -4618,12 +4350,6 @@
         <w:gridCol w:w="4680"/>
       </w:tblGrid>
       <w:tr>
-        <w:tblPrEx>
-          <w:tblCellMar>
-            <w:top w:w="0" w:type="dxa"/>
-            <w:bottom w:w="0" w:type="dxa"/>
-          </w:tblCellMar>
-        </w:tblPrEx>
         <w:tc>
           <w:tcPr>
             <w:tcW w:w="4680" w:type="dxa"/>
@@ -4686,12 +4412,6 @@
         </w:tc>
       </w:tr>
       <w:tr>
-        <w:tblPrEx>
-          <w:tblCellMar>
-            <w:top w:w="0" w:type="dxa"/>
-            <w:bottom w:w="0" w:type="dxa"/>
-          </w:tblCellMar>
-        </w:tblPrEx>
         <w:tc>
           <w:tcPr>
             <w:tcW w:w="4680" w:type="dxa"/>
@@ -4715,14 +4435,7 @@
                 <w:sz w:val="20"/>
                 <w:szCs w:val="20"/>
               </w:rPr>
-              <w:t>Ra</w:t>
-            </w:r>
-            <w:r>
-              <w:rPr>
-                <w:sz w:val="20"/>
-                <w:szCs w:val="20"/>
-              </w:rPr>
-              <w:t>nker binary accuracy</w:t>
+              <w:t>Ranker binary accuracy</w:t>
             </w:r>
           </w:p>
         </w:tc>
@@ -4755,12 +4468,6 @@
         </w:tc>
       </w:tr>
       <w:tr>
-        <w:tblPrEx>
-          <w:tblCellMar>
-            <w:top w:w="0" w:type="dxa"/>
-            <w:bottom w:w="0" w:type="dxa"/>
-          </w:tblCellMar>
-        </w:tblPrEx>
         <w:tc>
           <w:tcPr>
             <w:tcW w:w="4680" w:type="dxa"/>
@@ -4817,12 +4524,6 @@
         </w:tc>
       </w:tr>
       <w:tr>
-        <w:tblPrEx>
-          <w:tblCellMar>
-            <w:top w:w="0" w:type="dxa"/>
-            <w:bottom w:w="0" w:type="dxa"/>
-          </w:tblCellMar>
-        </w:tblPrEx>
         <w:tc>
           <w:tcPr>
             <w:tcW w:w="4680" w:type="dxa"/>
@@ -4879,12 +4580,6 @@
         </w:tc>
       </w:tr>
       <w:tr>
-        <w:tblPrEx>
-          <w:tblCellMar>
-            <w:top w:w="0" w:type="dxa"/>
-            <w:bottom w:w="0" w:type="dxa"/>
-          </w:tblCellMar>
-        </w:tblPrEx>
         <w:tc>
           <w:tcPr>
             <w:tcW w:w="4680" w:type="dxa"/>
@@ -4941,12 +4636,6 @@
         </w:tc>
       </w:tr>
       <w:tr>
-        <w:tblPrEx>
-          <w:tblCellMar>
-            <w:top w:w="0" w:type="dxa"/>
-            <w:bottom w:w="0" w:type="dxa"/>
-          </w:tblCellMar>
-        </w:tblPrEx>
         <w:tc>
           <w:tcPr>
             <w:tcW w:w="4680" w:type="dxa"/>
@@ -5003,12 +4692,6 @@
         </w:tc>
       </w:tr>
       <w:tr>
-        <w:tblPrEx>
-          <w:tblCellMar>
-            <w:top w:w="0" w:type="dxa"/>
-            <w:bottom w:w="0" w:type="dxa"/>
-          </w:tblCellMar>
-        </w:tblPrEx>
         <w:tc>
           <w:tcPr>
             <w:tcW w:w="4680" w:type="dxa"/>
@@ -5065,12 +4748,6 @@
         </w:tc>
       </w:tr>
       <w:tr>
-        <w:tblPrEx>
-          <w:tblCellMar>
-            <w:top w:w="0" w:type="dxa"/>
-            <w:bottom w:w="0" w:type="dxa"/>
-          </w:tblCellMar>
-        </w:tblPrEx>
         <w:tc>
           <w:tcPr>
             <w:tcW w:w="4680" w:type="dxa"/>
@@ -5166,12 +4843,6 @@
         <w:gridCol w:w="4680"/>
       </w:tblGrid>
       <w:tr>
-        <w:tblPrEx>
-          <w:tblCellMar>
-            <w:top w:w="0" w:type="dxa"/>
-            <w:bottom w:w="0" w:type="dxa"/>
-          </w:tblCellMar>
-        </w:tblPrEx>
         <w:tc>
           <w:tcPr>
             <w:tcW w:w="4680" w:type="dxa"/>
@@ -5234,12 +4905,6 @@
         </w:tc>
       </w:tr>
       <w:tr>
-        <w:tblPrEx>
-          <w:tblCellMar>
-            <w:top w:w="0" w:type="dxa"/>
-            <w:bottom w:w="0" w:type="dxa"/>
-          </w:tblCellMar>
-        </w:tblPrEx>
         <w:tc>
           <w:tcPr>
             <w:tcW w:w="4680" w:type="dxa"/>
@@ -5296,12 +4961,6 @@
         </w:tc>
       </w:tr>
       <w:tr>
-        <w:tblPrEx>
-          <w:tblCellMar>
-            <w:top w:w="0" w:type="dxa"/>
-            <w:bottom w:w="0" w:type="dxa"/>
-          </w:tblCellMar>
-        </w:tblPrEx>
         <w:tc>
           <w:tcPr>
             <w:tcW w:w="4680" w:type="dxa"/>
@@ -5359,12 +5018,6 @@
         </w:tc>
       </w:tr>
       <w:tr>
-        <w:tblPrEx>
-          <w:tblCellMar>
-            <w:top w:w="0" w:type="dxa"/>
-            <w:bottom w:w="0" w:type="dxa"/>
-          </w:tblCellMar>
-        </w:tblPrEx>
         <w:tc>
           <w:tcPr>
             <w:tcW w:w="4680" w:type="dxa"/>
@@ -5421,12 +5074,6 @@
         </w:tc>
       </w:tr>
       <w:tr>
-        <w:tblPrEx>
-          <w:tblCellMar>
-            <w:top w:w="0" w:type="dxa"/>
-            <w:bottom w:w="0" w:type="dxa"/>
-          </w:tblCellMar>
-        </w:tblPrEx>
         <w:tc>
           <w:tcPr>
             <w:tcW w:w="4680" w:type="dxa"/>
@@ -5483,12 +5130,6 @@
         </w:tc>
       </w:tr>
       <w:tr>
-        <w:tblPrEx>
-          <w:tblCellMar>
-            <w:top w:w="0" w:type="dxa"/>
-            <w:bottom w:w="0" w:type="dxa"/>
-          </w:tblCellMar>
-        </w:tblPrEx>
         <w:tc>
           <w:tcPr>
             <w:tcW w:w="4680" w:type="dxa"/>
@@ -5545,12 +5186,6 @@
         </w:tc>
       </w:tr>
       <w:tr>
-        <w:tblPrEx>
-          <w:tblCellMar>
-            <w:top w:w="0" w:type="dxa"/>
-            <w:bottom w:w="0" w:type="dxa"/>
-          </w:tblCellMar>
-        </w:tblPrEx>
         <w:tc>
           <w:tcPr>
             <w:tcW w:w="4680" w:type="dxa"/>
@@ -5607,12 +5242,6 @@
         </w:tc>
       </w:tr>
       <w:tr>
-        <w:tblPrEx>
-          <w:tblCellMar>
-            <w:top w:w="0" w:type="dxa"/>
-            <w:bottom w:w="0" w:type="dxa"/>
-          </w:tblCellMar>
-        </w:tblPrEx>
         <w:tc>
           <w:tcPr>
             <w:tcW w:w="4680" w:type="dxa"/>
@@ -5679,10 +5308,7 @@
         <w:spacing w:before="60" w:after="100"/>
       </w:pPr>
       <w:r>
-        <w:t xml:space="preserve">Interpretation: Global accuracy is a poor index here — the label matrix is dominated by negatives. Precision@3 / F1@3 reflect whether the three selected distractors align with the official wrong options — our model recovers roughly half of them under this </w:t>
-      </w:r>
-      <w:r>
-        <w:t>strict match, a strong extractive baseline given the candidate space.</w:t>
+        <w:t>Interpretation: Global accuracy is a poor index here — the label matrix is dominated by negatives. Precision@3 / F1@3 reflect whether the three selected distractors align with the official wrong options — our model recovers roughly half of them under this strict match, a strong extractive baseline given the candidate space.</w:t>
       </w:r>
     </w:p>
     <w:p>
@@ -5690,6 +5316,9 @@
         <w:spacing w:before="60" w:after="120"/>
       </w:pPr>
       <w:r>
+        <w:rPr>
+          <w:noProof/>
+        </w:rPr>
         <w:drawing>
           <wp:inline distT="0" distB="0" distL="0" distR="0" wp14:anchorId="7CE0A726" wp14:editId="371C9378">
             <wp:extent cx="6172200" cy="5143500"/>
@@ -5741,10 +5370,7 @@
       </w:pPr>
       <w:r>
         <w:lastRenderedPageBreak/>
-        <w:t>Split article into sentences; compute hand-crafted features (overlap with question/answer, WH cues, keyword density, optional vectorizer features); trai</w:t>
-      </w:r>
-      <w:r>
-        <w:t>n Logistic Regression; map top-scored sentences to three graduated hints with guardrails to avoid copying the full answer.</w:t>
+        <w:t>Split article into sentences; compute hand-crafted features (overlap with question/answer, WH cues, keyword density, optional vectorizer features); train Logistic Regression; map top-scored sentences to three graduated hints with guardrails to avoid copying the full answer.</w:t>
       </w:r>
     </w:p>
     <w:p>
@@ -5781,12 +5407,6 @@
         <w:gridCol w:w="4680"/>
       </w:tblGrid>
       <w:tr>
-        <w:tblPrEx>
-          <w:tblCellMar>
-            <w:top w:w="0" w:type="dxa"/>
-            <w:bottom w:w="0" w:type="dxa"/>
-          </w:tblCellMar>
-        </w:tblPrEx>
         <w:tc>
           <w:tcPr>
             <w:tcW w:w="4680" w:type="dxa"/>
@@ -5849,12 +5469,6 @@
         </w:tc>
       </w:tr>
       <w:tr>
-        <w:tblPrEx>
-          <w:tblCellMar>
-            <w:top w:w="0" w:type="dxa"/>
-            <w:bottom w:w="0" w:type="dxa"/>
-          </w:tblCellMar>
-        </w:tblPrEx>
         <w:tc>
           <w:tcPr>
             <w:tcW w:w="4680" w:type="dxa"/>
@@ -5911,12 +5525,6 @@
         </w:tc>
       </w:tr>
       <w:tr>
-        <w:tblPrEx>
-          <w:tblCellMar>
-            <w:top w:w="0" w:type="dxa"/>
-            <w:bottom w:w="0" w:type="dxa"/>
-          </w:tblCellMar>
-        </w:tblPrEx>
         <w:tc>
           <w:tcPr>
             <w:tcW w:w="4680" w:type="dxa"/>
@@ -5973,12 +5581,6 @@
         </w:tc>
       </w:tr>
       <w:tr>
-        <w:tblPrEx>
-          <w:tblCellMar>
-            <w:top w:w="0" w:type="dxa"/>
-            <w:bottom w:w="0" w:type="dxa"/>
-          </w:tblCellMar>
-        </w:tblPrEx>
         <w:tc>
           <w:tcPr>
             <w:tcW w:w="4680" w:type="dxa"/>
@@ -6035,12 +5637,6 @@
         </w:tc>
       </w:tr>
       <w:tr>
-        <w:tblPrEx>
-          <w:tblCellMar>
-            <w:top w:w="0" w:type="dxa"/>
-            <w:bottom w:w="0" w:type="dxa"/>
-          </w:tblCellMar>
-        </w:tblPrEx>
         <w:tc>
           <w:tcPr>
             <w:tcW w:w="4680" w:type="dxa"/>
@@ -6097,12 +5693,6 @@
         </w:tc>
       </w:tr>
       <w:tr>
-        <w:tblPrEx>
-          <w:tblCellMar>
-            <w:top w:w="0" w:type="dxa"/>
-            <w:bottom w:w="0" w:type="dxa"/>
-          </w:tblCellMar>
-        </w:tblPrEx>
         <w:tc>
           <w:tcPr>
             <w:tcW w:w="4680" w:type="dxa"/>
@@ -6159,12 +5749,6 @@
         </w:tc>
       </w:tr>
       <w:tr>
-        <w:tblPrEx>
-          <w:tblCellMar>
-            <w:top w:w="0" w:type="dxa"/>
-            <w:bottom w:w="0" w:type="dxa"/>
-          </w:tblCellMar>
-        </w:tblPrEx>
         <w:tc>
           <w:tcPr>
             <w:tcW w:w="4680" w:type="dxa"/>
@@ -6221,12 +5805,6 @@
         </w:tc>
       </w:tr>
       <w:tr>
-        <w:tblPrEx>
-          <w:tblCellMar>
-            <w:top w:w="0" w:type="dxa"/>
-            <w:bottom w:w="0" w:type="dxa"/>
-          </w:tblCellMar>
-        </w:tblPrEx>
         <w:tc>
           <w:tcPr>
             <w:tcW w:w="4680" w:type="dxa"/>
@@ -6283,12 +5861,6 @@
         </w:tc>
       </w:tr>
       <w:tr>
-        <w:tblPrEx>
-          <w:tblCellMar>
-            <w:top w:w="0" w:type="dxa"/>
-            <w:bottom w:w="0" w:type="dxa"/>
-          </w:tblCellMar>
-        </w:tblPrEx>
         <w:tc>
           <w:tcPr>
             <w:tcW w:w="4680" w:type="dxa"/>
@@ -6345,12 +5917,6 @@
         </w:tc>
       </w:tr>
       <w:tr>
-        <w:tblPrEx>
-          <w:tblCellMar>
-            <w:top w:w="0" w:type="dxa"/>
-            <w:bottom w:w="0" w:type="dxa"/>
-          </w:tblCellMar>
-        </w:tblPrEx>
         <w:tc>
           <w:tcPr>
             <w:tcW w:w="4680" w:type="dxa"/>
@@ -6446,12 +6012,6 @@
         <w:gridCol w:w="4680"/>
       </w:tblGrid>
       <w:tr>
-        <w:tblPrEx>
-          <w:tblCellMar>
-            <w:top w:w="0" w:type="dxa"/>
-            <w:bottom w:w="0" w:type="dxa"/>
-          </w:tblCellMar>
-        </w:tblPrEx>
         <w:tc>
           <w:tcPr>
             <w:tcW w:w="4680" w:type="dxa"/>
@@ -6514,12 +6074,6 @@
         </w:tc>
       </w:tr>
       <w:tr>
-        <w:tblPrEx>
-          <w:tblCellMar>
-            <w:top w:w="0" w:type="dxa"/>
-            <w:bottom w:w="0" w:type="dxa"/>
-          </w:tblCellMar>
-        </w:tblPrEx>
         <w:tc>
           <w:tcPr>
             <w:tcW w:w="4680" w:type="dxa"/>
@@ -6576,12 +6130,6 @@
         </w:tc>
       </w:tr>
       <w:tr>
-        <w:tblPrEx>
-          <w:tblCellMar>
-            <w:top w:w="0" w:type="dxa"/>
-            <w:bottom w:w="0" w:type="dxa"/>
-          </w:tblCellMar>
-        </w:tblPrEx>
         <w:tc>
           <w:tcPr>
             <w:tcW w:w="4680" w:type="dxa"/>
@@ -6638,12 +6186,6 @@
         </w:tc>
       </w:tr>
       <w:tr>
-        <w:tblPrEx>
-          <w:tblCellMar>
-            <w:top w:w="0" w:type="dxa"/>
-            <w:bottom w:w="0" w:type="dxa"/>
-          </w:tblCellMar>
-        </w:tblPrEx>
         <w:tc>
           <w:tcPr>
             <w:tcW w:w="4680" w:type="dxa"/>
@@ -6700,12 +6242,6 @@
         </w:tc>
       </w:tr>
       <w:tr>
-        <w:tblPrEx>
-          <w:tblCellMar>
-            <w:top w:w="0" w:type="dxa"/>
-            <w:bottom w:w="0" w:type="dxa"/>
-          </w:tblCellMar>
-        </w:tblPrEx>
         <w:tc>
           <w:tcPr>
             <w:tcW w:w="4680" w:type="dxa"/>
@@ -6762,12 +6298,6 @@
         </w:tc>
       </w:tr>
       <w:tr>
-        <w:tblPrEx>
-          <w:tblCellMar>
-            <w:top w:w="0" w:type="dxa"/>
-            <w:bottom w:w="0" w:type="dxa"/>
-          </w:tblCellMar>
-        </w:tblPrEx>
         <w:tc>
           <w:tcPr>
             <w:tcW w:w="4680" w:type="dxa"/>
@@ -6824,12 +6354,6 @@
         </w:tc>
       </w:tr>
       <w:tr>
-        <w:tblPrEx>
-          <w:tblCellMar>
-            <w:top w:w="0" w:type="dxa"/>
-            <w:bottom w:w="0" w:type="dxa"/>
-          </w:tblCellMar>
-        </w:tblPrEx>
         <w:tc>
           <w:tcPr>
             <w:tcW w:w="4680" w:type="dxa"/>
@@ -6886,12 +6410,6 @@
         </w:tc>
       </w:tr>
       <w:tr>
-        <w:tblPrEx>
-          <w:tblCellMar>
-            <w:top w:w="0" w:type="dxa"/>
-            <w:bottom w:w="0" w:type="dxa"/>
-          </w:tblCellMar>
-        </w:tblPrEx>
         <w:tc>
           <w:tcPr>
             <w:tcW w:w="4680" w:type="dxa"/>
@@ -6948,12 +6466,6 @@
         </w:tc>
       </w:tr>
       <w:tr>
-        <w:tblPrEx>
-          <w:tblCellMar>
-            <w:top w:w="0" w:type="dxa"/>
-            <w:bottom w:w="0" w:type="dxa"/>
-          </w:tblCellMar>
-        </w:tblPrEx>
         <w:tc>
           <w:tcPr>
             <w:tcW w:w="4680" w:type="dxa"/>
@@ -7010,12 +6522,6 @@
         </w:tc>
       </w:tr>
       <w:tr>
-        <w:tblPrEx>
-          <w:tblCellMar>
-            <w:top w:w="0" w:type="dxa"/>
-            <w:bottom w:w="0" w:type="dxa"/>
-          </w:tblCellMar>
-        </w:tblPrEx>
         <w:tc>
           <w:tcPr>
             <w:tcW w:w="4680" w:type="dxa"/>
@@ -7072,12 +6578,6 @@
         </w:tc>
       </w:tr>
       <w:tr>
-        <w:tblPrEx>
-          <w:tblCellMar>
-            <w:top w:w="0" w:type="dxa"/>
-            <w:bottom w:w="0" w:type="dxa"/>
-          </w:tblCellMar>
-        </w:tblPrEx>
         <w:tc>
           <w:tcPr>
             <w:tcW w:w="4680" w:type="dxa"/>
@@ -7137,6 +6637,9 @@
         <w:spacing w:before="120" w:after="120"/>
       </w:pPr>
       <w:r>
+        <w:rPr>
+          <w:noProof/>
+        </w:rPr>
         <w:lastRenderedPageBreak/>
         <w:drawing>
           <wp:inline distT="0" distB="0" distL="0" distR="0" wp14:anchorId="672311C1" wp14:editId="40BEED0F">
@@ -7228,18 +6731,14 @@
           <w:sz w:val="20"/>
           <w:szCs w:val="20"/>
         </w:rPr>
-        <w:t>[Figure 13] Article tab — Text area for passage; buttons to loa</w:t>
-      </w:r>
-      <w:r>
-        <w:rPr>
-          <w:sz w:val="20"/>
-          <w:szCs w:val="20"/>
-        </w:rPr>
-        <w:t>d random RACE row or generate quiz; sidebar controls (distractor λ, MCQ source, question generator toggle, LR vs soft LR+SVM verification).</w:t>
-      </w:r>
-    </w:p>
-    <w:p>
-      <w:r>
+        <w:t>[Figure 13] Article tab — Text area for passage; buttons to load random RACE row or generate quiz; sidebar controls (distractor λ, MCQ source, question generator toggle, LR vs soft LR+SVM verification).</w:t>
+      </w:r>
+    </w:p>
+    <w:p>
+      <w:r>
+        <w:rPr>
+          <w:noProof/>
+        </w:rPr>
         <w:lastRenderedPageBreak/>
         <w:drawing>
           <wp:inline distT="0" distB="0" distL="0" distR="0" wp14:anchorId="2B93C5C7" wp14:editId="7770FFAD">
@@ -7292,25 +6791,14 @@
           <w:sz w:val="20"/>
           <w:szCs w:val="20"/>
         </w:rPr>
-        <w:t>[</w:t>
-      </w:r>
-      <w:r>
-        <w:rPr>
-          <w:sz w:val="20"/>
-          <w:szCs w:val="20"/>
-        </w:rPr>
-        <w:t>Figure 14] Quiz tab — Shows question, mode/source, verifier backend, optional anchor sentence, option radio list, v</w:t>
-      </w:r>
-      <w:r>
-        <w:rPr>
-          <w:sz w:val="20"/>
-          <w:szCs w:val="20"/>
-        </w:rPr>
-        <w:t>erification score chart, Phase 4 JSON expander if present.</w:t>
-      </w:r>
-    </w:p>
-    <w:p>
-      <w:r>
+        <w:t>[Figure 14] Quiz tab — Shows question, mode/source, verifier backend, optional anchor sentence, option radio list, verification score chart, Phase 4 JSON expander if present.</w:t>
+      </w:r>
+    </w:p>
+    <w:p>
+      <w:r>
+        <w:rPr>
+          <w:noProof/>
+        </w:rPr>
         <w:drawing>
           <wp:inline distT="0" distB="0" distL="0" distR="0" wp14:anchorId="68E995B4" wp14:editId="31F78215">
             <wp:extent cx="6172200" cy="2886710"/>
@@ -7351,6 +6839,9 @@
     <w:p/>
     <w:p>
       <w:r>
+        <w:rPr>
+          <w:noProof/>
+        </w:rPr>
         <w:lastRenderedPageBreak/>
         <w:drawing>
           <wp:inline distT="0" distB="0" distL="0" distR="0" wp14:anchorId="4F47D7E0" wp14:editId="1AAD0344">
@@ -7403,19 +6894,15 @@
           <w:sz w:val="20"/>
           <w:szCs w:val="20"/>
         </w:rPr>
-        <w:t>[</w:t>
-      </w:r>
-      <w:r>
-        <w:rPr>
-          <w:sz w:val="20"/>
-          <w:szCs w:val="20"/>
-        </w:rPr>
-        <w:t>Figure 15] Hints tab — Three expandable hints.</w:t>
+        <w:t>[Figure 15] Hints tab — Three expandable hints.</w:t>
       </w:r>
     </w:p>
     <w:p/>
     <w:p>
       <w:r>
+        <w:rPr>
+          <w:noProof/>
+        </w:rPr>
         <w:drawing>
           <wp:inline distT="0" distB="0" distL="0" distR="0" wp14:anchorId="35B7B81B" wp14:editId="1EFF2BF4">
             <wp:extent cx="6172200" cy="2949575"/>
@@ -7467,34 +6954,30 @@
           <w:sz w:val="20"/>
           <w:szCs w:val="20"/>
         </w:rPr>
-        <w:t>[</w:t>
-      </w:r>
+        <w:t xml:space="preserve">[Figure 16] Log tab — Session </w:t>
+      </w:r>
+      <w:proofErr w:type="spellStart"/>
       <w:r>
         <w:rPr>
           <w:sz w:val="20"/>
           <w:szCs w:val="20"/>
         </w:rPr>
-        <w:t xml:space="preserve">Figure 16] Log tab — Session </w:t>
-      </w:r>
-      <w:proofErr w:type="spellStart"/>
+        <w:t>dataframe</w:t>
+      </w:r>
+      <w:proofErr w:type="spellEnd"/>
       <w:r>
         <w:rPr>
           <w:sz w:val="20"/>
           <w:szCs w:val="20"/>
         </w:rPr>
-        <w:t>dataframe</w:t>
-      </w:r>
-      <w:proofErr w:type="spellEnd"/>
-      <w:r>
-        <w:rPr>
-          <w:sz w:val="20"/>
-          <w:szCs w:val="20"/>
-        </w:rPr>
         <w:t xml:space="preserve"> and CSV export.</w:t>
       </w:r>
     </w:p>
     <w:p>
       <w:r>
+        <w:rPr>
+          <w:noProof/>
+        </w:rPr>
         <w:lastRenderedPageBreak/>
         <w:drawing>
           <wp:inline distT="0" distB="0" distL="0" distR="0" wp14:anchorId="379A1420" wp14:editId="5C7A3114">
@@ -7533,31 +7016,7 @@
         </w:drawing>
       </w:r>
     </w:p>
-    <w:p>
-      <w:pPr>
-        <w:spacing w:before="80" w:after="120"/>
-      </w:pPr>
-    </w:p>
-    <w:p>
-      <w:pPr>
-        <w:pStyle w:val="Heading1"/>
-      </w:pPr>
-      <w:r>
-        <w:t>8. Evaluation and Discussion</w:t>
-      </w:r>
-    </w:p>
-    <w:p>
-      <w:pPr>
-        <w:spacing w:before="60" w:after="60"/>
-      </w:pPr>
-      <w:r>
-        <w:rPr>
-          <w:b/>
-          <w:bCs/>
-        </w:rPr>
-        <w:t>Synthesis:</w:t>
-      </w:r>
-    </w:p>
+    <w:p/>
     <w:p>
       <w:pPr>
         <w:pStyle w:val="ListParagraph"/>
@@ -7568,26 +7027,139 @@
       </w:pPr>
       <w:r>
         <w:rPr>
+          <w:sz w:val="20"/>
+          <w:szCs w:val="20"/>
+        </w:rPr>
+        <w:t>[Figure 1</w:t>
+      </w:r>
+      <w:r>
+        <w:rPr>
+          <w:sz w:val="20"/>
+          <w:szCs w:val="20"/>
+        </w:rPr>
+        <w:t>7</w:t>
+      </w:r>
+      <w:r>
+        <w:rPr>
+          <w:sz w:val="20"/>
+          <w:szCs w:val="20"/>
+        </w:rPr>
+        <w:t xml:space="preserve">] </w:t>
+      </w:r>
+      <w:r>
+        <w:rPr>
+          <w:sz w:val="20"/>
+          <w:szCs w:val="20"/>
+        </w:rPr>
+        <w:t>Analytics Dashboard</w:t>
+      </w:r>
+    </w:p>
+    <w:p/>
+    <w:p/>
+    <w:p>
+      <w:r>
+        <w:drawing>
+          <wp:inline distT="0" distB="0" distL="0" distR="0" wp14:anchorId="62D52083" wp14:editId="5110E082">
+            <wp:extent cx="6172200" cy="2943860"/>
+            <wp:effectExtent l="0" t="0" r="0" b="8890"/>
+            <wp:docPr id="2" name="Picture 2"/>
+            <wp:cNvGraphicFramePr>
+              <a:graphicFrameLocks xmlns:a="http://schemas.openxmlformats.org/drawingml/2006/main" noChangeAspect="1"/>
+            </wp:cNvGraphicFramePr>
+            <a:graphic xmlns:a="http://schemas.openxmlformats.org/drawingml/2006/main">
+              <a:graphicData uri="http://schemas.openxmlformats.org/drawingml/2006/picture">
+                <pic:pic xmlns:pic="http://schemas.openxmlformats.org/drawingml/2006/picture">
+                  <pic:nvPicPr>
+                    <pic:cNvPr id="1" name=""/>
+                    <pic:cNvPicPr/>
+                  </pic:nvPicPr>
+                  <pic:blipFill>
+                    <a:blip r:embed="rId20"/>
+                    <a:stretch>
+                      <a:fillRect/>
+                    </a:stretch>
+                  </pic:blipFill>
+                  <pic:spPr>
+                    <a:xfrm>
+                      <a:off x="0" y="0"/>
+                      <a:ext cx="6172200" cy="2943860"/>
+                    </a:xfrm>
+                    <a:prstGeom prst="rect">
+                      <a:avLst/>
+                    </a:prstGeom>
+                  </pic:spPr>
+                </pic:pic>
+              </a:graphicData>
+            </a:graphic>
+          </wp:inline>
+        </w:drawing>
+      </w:r>
+    </w:p>
+    <w:p/>
+    <w:p>
+      <w:r>
+        <w:lastRenderedPageBreak/>
+        <w:drawing>
+          <wp:inline distT="0" distB="0" distL="0" distR="0" wp14:anchorId="3EEED6F5" wp14:editId="1EE7F265">
+            <wp:extent cx="6172200" cy="2862580"/>
+            <wp:effectExtent l="0" t="0" r="0" b="0"/>
+            <wp:docPr id="18" name="Picture 18"/>
+            <wp:cNvGraphicFramePr>
+              <a:graphicFrameLocks xmlns:a="http://schemas.openxmlformats.org/drawingml/2006/main" noChangeAspect="1"/>
+            </wp:cNvGraphicFramePr>
+            <a:graphic xmlns:a="http://schemas.openxmlformats.org/drawingml/2006/main">
+              <a:graphicData uri="http://schemas.openxmlformats.org/drawingml/2006/picture">
+                <pic:pic xmlns:pic="http://schemas.openxmlformats.org/drawingml/2006/picture">
+                  <pic:nvPicPr>
+                    <pic:cNvPr id="1" name=""/>
+                    <pic:cNvPicPr/>
+                  </pic:nvPicPr>
+                  <pic:blipFill>
+                    <a:blip r:embed="rId21"/>
+                    <a:stretch>
+                      <a:fillRect/>
+                    </a:stretch>
+                  </pic:blipFill>
+                  <pic:spPr>
+                    <a:xfrm>
+                      <a:off x="0" y="0"/>
+                      <a:ext cx="6172200" cy="2862580"/>
+                    </a:xfrm>
+                    <a:prstGeom prst="rect">
+                      <a:avLst/>
+                    </a:prstGeom>
+                  </pic:spPr>
+                </pic:pic>
+              </a:graphicData>
+            </a:graphic>
+          </wp:inline>
+        </w:drawing>
+      </w:r>
+    </w:p>
+    <w:p/>
+    <w:p>
+      <w:pPr>
+        <w:spacing w:before="80" w:after="120"/>
+      </w:pPr>
+    </w:p>
+    <w:p>
+      <w:pPr>
+        <w:pStyle w:val="Heading1"/>
+      </w:pPr>
+      <w:r>
+        <w:t>8. Evaluation and Discussion</w:t>
+      </w:r>
+    </w:p>
+    <w:p>
+      <w:pPr>
+        <w:spacing w:before="60" w:after="60"/>
+      </w:pPr>
+      <w:r>
+        <w:rPr>
           <w:b/>
           <w:bCs/>
-          <w:sz w:val="20"/>
-          <w:szCs w:val="20"/>
-        </w:rPr>
-        <w:t>Strongest component: Hint extraction</w:t>
-      </w:r>
-      <w:r>
-        <w:rPr>
-          <w:sz w:val="20"/>
-          <w:szCs w:val="20"/>
-        </w:rPr>
-        <w:t xml:space="preserve"> — very high Pre</w:t>
-      </w:r>
-      <w:r>
-        <w:rPr>
-          <w:sz w:val="20"/>
-          <w:szCs w:val="20"/>
-        </w:rPr>
-        <w:t>cision@3 (~97%) and solid P@1 (~83%), supported by BLEU/ROUGE alignment with gold sentences. This supports extractive tutoring UX.</w:t>
+        </w:rPr>
+        <w:t>Synthesis:</w:t>
       </w:r>
     </w:p>
     <w:p>
@@ -7605,14 +7177,14 @@
           <w:sz w:val="20"/>
           <w:szCs w:val="20"/>
         </w:rPr>
-        <w:t>Moderate component: Distractor selection</w:t>
+        <w:t>Strongest component: Hint extraction</w:t>
       </w:r>
       <w:r>
         <w:rPr>
           <w:sz w:val="20"/>
           <w:szCs w:val="20"/>
         </w:rPr>
-        <w:t xml:space="preserve"> — F1@3 ~0.53–0.54 shows the ranker beats naive frequency baselines but still misses many official distractors; quality is vocabulary-bound and sensitive to candidate extraction.</w:t>
+        <w:t xml:space="preserve"> — very high Precision@3 (~97%) and solid P@1 (~83%), supported by BLEU/ROUGE alignment with gold sentences. This supports extractive tutoring UX.</w:t>
       </w:r>
     </w:p>
     <w:p>
@@ -7630,33 +7202,14 @@
           <w:sz w:val="20"/>
           <w:szCs w:val="20"/>
         </w:rPr>
-        <w:t>Model A verification:</w:t>
+        <w:t>Moderate component: Distractor selection</w:t>
       </w:r>
       <w:r>
         <w:rPr>
           <w:sz w:val="20"/>
           <w:szCs w:val="20"/>
         </w:rPr>
-        <w:t xml:space="preserve"> Exact Match ~0.34–0.35 on strong baselines; SVM achieve</w:t>
-      </w:r>
-      <w:r>
-        <w:rPr>
-          <w:sz w:val="20"/>
-          <w:szCs w:val="20"/>
-        </w:rPr>
-        <w:t>s high candidate accuracy but EM should be reported as the primary quiz metric.</w:t>
-      </w:r>
-    </w:p>
-    <w:p>
-      <w:pPr>
-        <w:spacing w:before="100" w:after="60"/>
-      </w:pPr>
-      <w:r>
-        <w:rPr>
-          <w:b/>
-          <w:bCs/>
-        </w:rPr>
-        <w:t>Failure modes:</w:t>
+        <w:t xml:space="preserve"> — F1@3 ~0.53–0.54 shows the ranker beats naive frequency baselines but still misses many official distractors; quality is vocabulary-bound and sensitive to candidate extraction.</w:t>
       </w:r>
     </w:p>
     <w:p>
@@ -7669,10 +7222,31 @@
       </w:pPr>
       <w:r>
         <w:rPr>
+          <w:b/>
+          <w:bCs/>
           <w:sz w:val="20"/>
           <w:szCs w:val="20"/>
         </w:rPr>
-        <w:t>Malformed punctuation in user-pasted passages harms sentence segmentation for question generation until normalization.</w:t>
+        <w:t>Model A verification:</w:t>
+      </w:r>
+      <w:r>
+        <w:rPr>
+          <w:sz w:val="20"/>
+          <w:szCs w:val="20"/>
+        </w:rPr>
+        <w:t xml:space="preserve"> Exact Match ~0.34–0.35 on strong baselines; SVM achieves high candidate accuracy but EM should be reported as the primary quiz metric.</w:t>
+      </w:r>
+    </w:p>
+    <w:p>
+      <w:pPr>
+        <w:spacing w:before="100" w:after="60"/>
+      </w:pPr>
+      <w:r>
+        <w:rPr>
+          <w:b/>
+          <w:bCs/>
+        </w:rPr>
+        <w:t>Failure modes:</w:t>
       </w:r>
     </w:p>
     <w:p>
@@ -7688,14 +7262,7 @@
           <w:sz w:val="20"/>
           <w:szCs w:val="20"/>
         </w:rPr>
-        <w:t>SVM vs LR feature mismatch if training art</w:t>
-      </w:r>
-      <w:r>
-        <w:rPr>
-          <w:sz w:val="20"/>
-          <w:szCs w:val="20"/>
-        </w:rPr>
-        <w:t>ifacts mix pipelines — UI falls back to LR with an explicit backend flag.</w:t>
+        <w:t>Malformed punctuation in user-pasted passages harms sentence segmentation for question generation until normalization.</w:t>
       </w:r>
     </w:p>
     <w:p>
@@ -7711,36 +7278,7 @@
           <w:sz w:val="20"/>
           <w:szCs w:val="20"/>
         </w:rPr>
-        <w:t xml:space="preserve">Binary ranker metrics for distractors look poor in isolation — always report </w:t>
-      </w:r>
-      <w:proofErr w:type="spellStart"/>
-      <w:r>
-        <w:rPr>
-          <w:sz w:val="20"/>
-          <w:szCs w:val="20"/>
-        </w:rPr>
-        <w:t>Precision@k</w:t>
-      </w:r>
-      <w:proofErr w:type="spellEnd"/>
-      <w:r>
-        <w:rPr>
-          <w:sz w:val="20"/>
-          <w:szCs w:val="20"/>
-        </w:rPr>
-        <w:t xml:space="preserve"> for ranking tasks.</w:t>
-      </w:r>
-    </w:p>
-    <w:p>
-      <w:pPr>
-        <w:spacing w:before="80" w:after="120"/>
-      </w:pPr>
-    </w:p>
-    <w:p>
-      <w:pPr>
-        <w:pStyle w:val="Heading1"/>
-      </w:pPr>
-      <w:r>
-        <w:t>9. Limitations and Future Work</w:t>
+        <w:t>SVM vs LR feature mismatch if training artifacts mix pipelines — UI falls back to LR with an explicit backend flag.</w:t>
       </w:r>
     </w:p>
     <w:p>
@@ -7753,42 +7291,39 @@
       </w:pPr>
       <w:r>
         <w:rPr>
-          <w:b/>
-          <w:bCs/>
           <w:sz w:val="20"/>
           <w:szCs w:val="20"/>
         </w:rPr>
-        <w:t>One-hot / bag-of-words</w:t>
-      </w:r>
+        <w:t xml:space="preserve">Binary ranker metrics for distractors look poor in isolation — always report </w:t>
+      </w:r>
+      <w:proofErr w:type="spellStart"/>
       <w:r>
         <w:rPr>
           <w:sz w:val="20"/>
           <w:szCs w:val="20"/>
         </w:rPr>
-        <w:t xml:space="preserve"> encoding discards w</w:t>
-      </w:r>
+        <w:t>Precision@k</w:t>
+      </w:r>
+      <w:proofErr w:type="spellEnd"/>
       <w:r>
         <w:rPr>
           <w:sz w:val="20"/>
           <w:szCs w:val="20"/>
         </w:rPr>
-        <w:t>ord order and long-range dependencies; future work: fine-tune BERT/</w:t>
-      </w:r>
-      <w:proofErr w:type="spellStart"/>
-      <w:r>
-        <w:rPr>
-          <w:sz w:val="20"/>
-          <w:szCs w:val="20"/>
-        </w:rPr>
-        <w:t>RoBERTa</w:t>
-      </w:r>
-      <w:proofErr w:type="spellEnd"/>
-      <w:r>
-        <w:rPr>
-          <w:sz w:val="20"/>
-          <w:szCs w:val="20"/>
-        </w:rPr>
-        <w:t xml:space="preserve"> or lightweight distillers on RACE verification.</w:t>
+        <w:t xml:space="preserve"> for ranking tasks.</w:t>
+      </w:r>
+    </w:p>
+    <w:p>
+      <w:pPr>
+        <w:spacing w:before="80" w:after="120"/>
+      </w:pPr>
+    </w:p>
+    <w:p>
+      <w:pPr>
+        <w:pStyle w:val="Heading1"/>
+      </w:pPr>
+      <w:r>
+        <w:t>9. Limitations and Future Work</w:t>
       </w:r>
     </w:p>
     <w:p>
@@ -7806,21 +7341,30 @@
           <w:sz w:val="20"/>
           <w:szCs w:val="20"/>
         </w:rPr>
-        <w:t>Template- and ranker-based question generation</w:t>
+        <w:t>One-hot / bag-of-words</w:t>
       </w:r>
       <w:r>
         <w:rPr>
           <w:sz w:val="20"/>
           <w:szCs w:val="20"/>
         </w:rPr>
-        <w:t xml:space="preserve"> can sound rigid or ungrammatical; future work: seq2seq with copying or controllable ge</w:t>
-      </w:r>
+        <w:t xml:space="preserve"> encoding discards word order and long-range dependencies; future work: fine-tune BERT/</w:t>
+      </w:r>
+      <w:proofErr w:type="spellStart"/>
       <w:r>
         <w:rPr>
           <w:sz w:val="20"/>
           <w:szCs w:val="20"/>
         </w:rPr>
-        <w:t>neration with factual consistency checks.</w:t>
+        <w:t>RoBERTa</w:t>
+      </w:r>
+      <w:proofErr w:type="spellEnd"/>
+      <w:r>
+        <w:rPr>
+          <w:sz w:val="20"/>
+          <w:szCs w:val="20"/>
+        </w:rPr>
+        <w:t xml:space="preserve"> or lightweight distillers on RACE verification.</w:t>
       </w:r>
     </w:p>
     <w:p>
@@ -7838,14 +7382,14 @@
           <w:sz w:val="20"/>
           <w:szCs w:val="20"/>
         </w:rPr>
-        <w:t>Distractor quality</w:t>
+        <w:t>Template- and ranker-based question generation</w:t>
       </w:r>
       <w:r>
         <w:rPr>
           <w:sz w:val="20"/>
           <w:szCs w:val="20"/>
         </w:rPr>
-        <w:t xml:space="preserve"> depends on article n-grams; out-of-document plausible wrong answers are not modeled; future work: retrieve from knowledge graphs or use contrastive sentence embeddings.</w:t>
+        <w:t xml:space="preserve"> can sound rigid or ungrammatical; future work: seq2seq with copying or controllable generation with factual consistency checks.</w:t>
       </w:r>
     </w:p>
     <w:p>
@@ -7863,21 +7407,14 @@
           <w:sz w:val="20"/>
           <w:szCs w:val="20"/>
         </w:rPr>
-        <w:t>RACE bias</w:t>
+        <w:t>Distractor quality</w:t>
       </w:r>
       <w:r>
         <w:rPr>
           <w:sz w:val="20"/>
           <w:szCs w:val="20"/>
         </w:rPr>
-        <w:t xml:space="preserve"> toward Chinese e</w:t>
-      </w:r>
-      <w:r>
-        <w:rPr>
-          <w:sz w:val="20"/>
-          <w:szCs w:val="20"/>
-        </w:rPr>
-        <w:t>xam English limits transfer; collect or augment with other demographics and genres.</w:t>
+        <w:t xml:space="preserve"> depends on article n-grams; out-of-document plausible wrong answers are not modeled; future work: retrieve from knowledge graphs or use contrastive sentence embeddings.</w:t>
       </w:r>
     </w:p>
     <w:p>
@@ -7896,14 +7433,14 @@
           <w:szCs w:val="20"/>
         </w:rPr>
         <w:lastRenderedPageBreak/>
-        <w:t>Human evaluation sample size</w:t>
+        <w:t>RACE bias</w:t>
       </w:r>
       <w:r>
         <w:rPr>
           <w:sz w:val="20"/>
           <w:szCs w:val="20"/>
         </w:rPr>
-        <w:t xml:space="preserve"> is small; increase raters and items for statistical power.</w:t>
+        <w:t xml:space="preserve"> toward Chinese exam English limits transfer; collect or augment with other demographics and genres.</w:t>
       </w:r>
     </w:p>
     <w:p>
@@ -7921,21 +7458,39 @@
           <w:sz w:val="20"/>
           <w:szCs w:val="20"/>
         </w:rPr>
-        <w:t>Phase 4</w:t>
+        <w:t>Human evaluation sample size</w:t>
       </w:r>
       <w:r>
         <w:rPr>
           <w:sz w:val="20"/>
           <w:szCs w:val="20"/>
         </w:rPr>
-        <w:t xml:space="preserve"> models are not fully fused into the live verifier in the UI; future work cou</w:t>
-      </w:r>
-      <w:r>
-        <w:rPr>
+        <w:t xml:space="preserve"> is small; increase raters and items for statistical power.</w:t>
+      </w:r>
+    </w:p>
+    <w:p>
+      <w:pPr>
+        <w:pStyle w:val="ListParagraph"/>
+        <w:numPr>
+          <w:ilvl w:val="0"/>
+          <w:numId w:val="2"/>
+        </w:numPr>
+      </w:pPr>
+      <w:r>
+        <w:rPr>
+          <w:b/>
+          <w:bCs/>
           <w:sz w:val="20"/>
           <w:szCs w:val="20"/>
         </w:rPr>
-        <w:t>ld use cluster IDs or LP pseudo-labels as auxiliary features.</w:t>
+        <w:t>Phase 4</w:t>
+      </w:r>
+      <w:r>
+        <w:rPr>
+          <w:sz w:val="20"/>
+          <w:szCs w:val="20"/>
+        </w:rPr>
+        <w:t xml:space="preserve"> models are not fully fused into the live verifier in the UI; future work could use cluster IDs or LP pseudo-labels as auxiliary features.</w:t>
       </w:r>
     </w:p>
     <w:p>
@@ -7956,10 +7511,7 @@
         <w:spacing w:before="60" w:after="100"/>
       </w:pPr>
       <w:r>
-        <w:t>We implemented a full-stack reading comprehension quiz system on RACE: preprocessing and rich features for Model A, extractive distractor ranking and hint ranking for Model B, op</w:t>
-      </w:r>
-      <w:r>
-        <w:t xml:space="preserve">tional Phase 4 analysis, and a </w:t>
+        <w:t xml:space="preserve">We implemented a full-stack reading comprehension quiz system on RACE: preprocessing and rich features for Model A, extractive distractor ranking and hint ranking for Model B, optional Phase 4 analysis, and a </w:t>
       </w:r>
       <w:proofErr w:type="spellStart"/>
       <w:r>
@@ -7975,10 +7527,7 @@
         <w:spacing w:before="60" w:after="100"/>
       </w:pPr>
       <w:r>
-        <w:t>Quantitatively, hints rank best, distractors are mid-range but usable, and answer verification reaches roughly a third of qu</w:t>
-      </w:r>
-      <w:r>
-        <w:t>estions exact under traditional ML, with a path to neural encoders for large gains.</w:t>
+        <w:t>Quantitatively, hints rank best, distractors are mid-range but usable, and answer verification reaches roughly a third of questions exact under traditional ML, with a path to neural encoders for large gains.</w:t>
       </w:r>
     </w:p>
     <w:p>
@@ -7994,10 +7543,7 @@
       </w:r>
       <w:proofErr w:type="spellEnd"/>
       <w:r>
-        <w:t>), that extractive methods remain strong for faithful tutoring hints, and that engineering robust text segmentation matters as much as model class</w:t>
-      </w:r>
-      <w:r>
-        <w:t xml:space="preserve"> for user-facing generation.</w:t>
+        <w:t>), that extractive methods remain strong for faithful tutoring hints, and that engineering robust text segmentation matters as much as model class for user-facing generation.</w:t>
       </w:r>
     </w:p>
     <w:p>
@@ -8037,10 +7583,7 @@
         <w:spacing w:before="60" w:after="100"/>
       </w:pPr>
       <w:r>
-        <w:t>[2] J. Devlin, M.-W. Chang, K. Lee, and K. Toutanova, "BERT: Pre-training of Deep Bidirectional Transf</w:t>
-      </w:r>
-      <w:r>
-        <w:t>ormers for Language Understanding," in Proc. NAACL-HLT, 2019.</w:t>
+        <w:t>[2] J. Devlin, M.-W. Chang, K. Lee, and K. Toutanova, "BERT: Pre-training of Deep Bidirectional Transformers for Language Understanding," in Proc. NAACL-HLT, 2019.</w:t>
       </w:r>
     </w:p>
     <w:p>
@@ -8064,10 +7607,7 @@
         <w:spacing w:before="60" w:after="100"/>
       </w:pPr>
       <w:r>
-        <w:t>[4] Y. Zhao et al., "Paragraph-level Neural Question Generation wi</w:t>
-      </w:r>
-      <w:r>
-        <w:t xml:space="preserve">th </w:t>
+        <w:t xml:space="preserve">[4] Y. Zhao et al., "Paragraph-level Neural Question Generation with </w:t>
       </w:r>
       <w:proofErr w:type="spellStart"/>
       <w:r>
@@ -8099,10 +7639,7 @@
       </w:r>
       <w:proofErr w:type="spellEnd"/>
       <w:r>
-        <w:t xml:space="preserve"> et al., "Scikit-learn: Machine Learning in Python," JMLR, vol. 12, pp. 2825–2830, 2011</w:t>
-      </w:r>
-      <w:r>
-        <w:t>.</w:t>
+        <w:t xml:space="preserve"> et al., "Scikit-learn: Machine Learning in Python," JMLR, vol. 12, pp. 2825–2830, 2011.</w:t>
       </w:r>
     </w:p>
     <w:p>
@@ -8159,12 +7696,6 @@
         <w:gridCol w:w="6240"/>
       </w:tblGrid>
       <w:tr>
-        <w:tblPrEx>
-          <w:tblCellMar>
-            <w:top w:w="0" w:type="dxa"/>
-            <w:bottom w:w="0" w:type="dxa"/>
-          </w:tblCellMar>
-        </w:tblPrEx>
         <w:tc>
           <w:tcPr>
             <w:tcW w:w="3120" w:type="dxa"/>
@@ -8227,12 +7758,6 @@
         </w:tc>
       </w:tr>
       <w:tr>
-        <w:tblPrEx>
-          <w:tblCellMar>
-            <w:top w:w="0" w:type="dxa"/>
-            <w:bottom w:w="0" w:type="dxa"/>
-          </w:tblCellMar>
-        </w:tblPrEx>
         <w:tc>
           <w:tcPr>
             <w:tcW w:w="3120" w:type="dxa"/>
@@ -8298,12 +7823,6 @@
         </w:tc>
       </w:tr>
       <w:tr>
-        <w:tblPrEx>
-          <w:tblCellMar>
-            <w:top w:w="0" w:type="dxa"/>
-            <w:bottom w:w="0" w:type="dxa"/>
-          </w:tblCellMar>
-        </w:tblPrEx>
         <w:tc>
           <w:tcPr>
             <w:tcW w:w="3120" w:type="dxa"/>
@@ -8385,12 +7904,6 @@
         </w:tc>
       </w:tr>
       <w:tr>
-        <w:tblPrEx>
-          <w:tblCellMar>
-            <w:top w:w="0" w:type="dxa"/>
-            <w:bottom w:w="0" w:type="dxa"/>
-          </w:tblCellMar>
-        </w:tblPrEx>
         <w:tc>
           <w:tcPr>
             <w:tcW w:w="3120" w:type="dxa"/>
@@ -8414,6 +7927,7 @@
                 <w:sz w:val="20"/>
                 <w:szCs w:val="20"/>
               </w:rPr>
+              <w:lastRenderedPageBreak/>
               <w:t>Model B distractor</w:t>
             </w:r>
           </w:p>
@@ -8488,12 +8002,6 @@
         </w:tc>
       </w:tr>
       <w:tr>
-        <w:tblPrEx>
-          <w:tblCellMar>
-            <w:top w:w="0" w:type="dxa"/>
-            <w:bottom w:w="0" w:type="dxa"/>
-          </w:tblCellMar>
-        </w:tblPrEx>
         <w:tc>
           <w:tcPr>
             <w:tcW w:w="3120" w:type="dxa"/>
@@ -8517,7 +8025,6 @@
                 <w:sz w:val="20"/>
                 <w:szCs w:val="20"/>
               </w:rPr>
-              <w:lastRenderedPageBreak/>
               <w:t>Model B hints</w:t>
             </w:r>
           </w:p>
@@ -8608,12 +8115,6 @@
         </w:tc>
       </w:tr>
       <w:tr>
-        <w:tblPrEx>
-          <w:tblCellMar>
-            <w:top w:w="0" w:type="dxa"/>
-            <w:bottom w:w="0" w:type="dxa"/>
-          </w:tblCellMar>
-        </w:tblPrEx>
         <w:tc>
           <w:tcPr>
             <w:tcW w:w="3120" w:type="dxa"/>
@@ -8670,12 +8171,6 @@
         </w:tc>
       </w:tr>
       <w:tr>
-        <w:tblPrEx>
-          <w:tblCellMar>
-            <w:top w:w="0" w:type="dxa"/>
-            <w:bottom w:w="0" w:type="dxa"/>
-          </w:tblCellMar>
-        </w:tblPrEx>
         <w:tc>
           <w:tcPr>
             <w:tcW w:w="3120" w:type="dxa"/>

--- a/report/FINAL_PROJECT_REPORT.docx
+++ b/report/FINAL_PROJECT_REPORT.docx
@@ -80,213 +80,155 @@
           <w:bCs/>
           <w:color w:val="444444"/>
         </w:rPr>
-        <w:t xml:space="preserve">Member 2: </w:t>
-      </w:r>
-      <w:proofErr w:type="spellStart"/>
+        <w:t xml:space="preserve">Member 2: Minahil Kashif </w:t>
+      </w:r>
       <w:r>
         <w:rPr>
           <w:b/>
           <w:bCs/>
           <w:color w:val="444444"/>
         </w:rPr>
-        <w:t>Minahil</w:t>
-      </w:r>
-      <w:proofErr w:type="spellEnd"/>
+        <w:tab/>
+      </w:r>
       <w:r>
         <w:rPr>
           <w:b/>
           <w:bCs/>
           <w:color w:val="444444"/>
         </w:rPr>
-        <w:t xml:space="preserve"> Kashif </w:t>
-      </w:r>
+        <w:tab/>
+        <w:t xml:space="preserve"> 23I-0554</w:t>
+      </w:r>
+    </w:p>
+    <w:p>
+      <w:pPr>
+        <w:spacing w:before="80" w:after="60"/>
+      </w:pPr>
       <w:r>
         <w:rPr>
           <w:b/>
           <w:bCs/>
           <w:color w:val="444444"/>
         </w:rPr>
-        <w:tab/>
+        <w:t>Section: F</w:t>
+      </w:r>
+    </w:p>
+    <w:p>
+      <w:pPr>
+        <w:pStyle w:val="Heading1"/>
+      </w:pPr>
+      <w:r>
+        <w:t>1. Abstract</w:t>
+      </w:r>
+    </w:p>
+    <w:p>
+      <w:pPr>
+        <w:spacing w:before="60" w:after="100"/>
+      </w:pPr>
+      <w:r>
+        <w:t>Reading comprehension assessments are central to education but are expensive to author at scale. This project builds an end-to-end pipeline on the RACE multiple-choice dataset: we preprocess text, train answer-verification models (Model A), train distractor ranking and extractive hint generation (Model B), evaluate unsupervised and semi-supervised analysis (Phase 4), and deliver a Streamlit quiz interface. Features combine sparse bag-of-words representations, lexical overlap and length signals, and cosine-style similarity derived from the verification setup.</w:t>
+      </w:r>
+    </w:p>
+    <w:p>
+      <w:pPr>
+        <w:spacing w:before="60" w:after="100"/>
+      </w:pPr>
+      <w:r>
+        <w:t xml:space="preserve">For Model A, Logistic Regression, SVM (calibrated), XGBoost, and ensemble strategies are compared; Exact Match on the test split reached about </w:t>
       </w:r>
       <w:r>
         <w:rPr>
           <w:b/>
           <w:bCs/>
-          <w:color w:val="444444"/>
-        </w:rPr>
-        <w:tab/>
-        <w:t xml:space="preserve"> 23I-0554</w:t>
-      </w:r>
-    </w:p>
-    <w:p>
-      <w:pPr>
-        <w:spacing w:before="80" w:after="60"/>
-      </w:pPr>
+        </w:rPr>
+        <w:t>0.345</w:t>
+      </w:r>
+      <w:r>
+        <w:t xml:space="preserve"> for the strongest individual configuration. For Model B, a RandomForest distractor ranker achieved </w:t>
+      </w:r>
       <w:r>
         <w:rPr>
           <w:b/>
           <w:bCs/>
-          <w:color w:val="444444"/>
-        </w:rPr>
-        <w:t>Section: F</w:t>
-      </w:r>
-    </w:p>
-    <w:p>
-      <w:pPr>
-        <w:pStyle w:val="Heading1"/>
-      </w:pPr>
-      <w:r>
-        <w:t>1. Abstract</w:t>
-      </w:r>
-    </w:p>
-    <w:p>
-      <w:pPr>
-        <w:spacing w:before="60" w:after="100"/>
-      </w:pPr>
-      <w:r>
-        <w:t xml:space="preserve">Reading comprehension assessments are central to education but are expensive to author at scale. This project builds an end-to-end pipeline on the RACE multiple-choice dataset: we preprocess text, train answer-verification models (Model A), train distractor ranking and extractive hint generation (Model B), evaluate unsupervised and semi-supervised analysis (Phase 4), and deliver a </w:t>
-      </w:r>
-      <w:proofErr w:type="spellStart"/>
-      <w:r>
-        <w:t>Streamlit</w:t>
-      </w:r>
-      <w:proofErr w:type="spellEnd"/>
-      <w:r>
-        <w:t xml:space="preserve"> quiz interface. Features combine sparse bag-of-words representations, lexical overlap and length signals, and cosine-style similarity derived from the verification setup.</w:t>
-      </w:r>
-    </w:p>
-    <w:p>
-      <w:pPr>
-        <w:spacing w:before="60" w:after="100"/>
-      </w:pPr>
-      <w:r>
-        <w:t xml:space="preserve">For Model A, Logistic Regression, SVM (calibrated), </w:t>
-      </w:r>
-      <w:proofErr w:type="spellStart"/>
-      <w:r>
-        <w:t>XGBoost</w:t>
-      </w:r>
-      <w:proofErr w:type="spellEnd"/>
-      <w:r>
-        <w:t xml:space="preserve">, and ensemble strategies are compared; Exact Match on the test split reached about </w:t>
+        </w:rPr>
+        <w:t>F1@3 ≈ 0.54</w:t>
+      </w:r>
+      <w:r>
+        <w:t xml:space="preserve"> on the test split; an extractive hint ranker achieved </w:t>
       </w:r>
       <w:r>
         <w:rPr>
           <w:b/>
           <w:bCs/>
         </w:rPr>
-        <w:t>0.345</w:t>
-      </w:r>
-      <w:r>
-        <w:t xml:space="preserve"> for the strongest individual configuration. For Model B, a </w:t>
-      </w:r>
-      <w:proofErr w:type="spellStart"/>
-      <w:r>
-        <w:t>RandomForest</w:t>
-      </w:r>
-      <w:proofErr w:type="spellEnd"/>
-      <w:r>
-        <w:t xml:space="preserve"> distractor ranker achieved </w:t>
+        <w:t>Precision@1 ≈ 0.83</w:t>
+      </w:r>
+      <w:r>
+        <w:t xml:space="preserve"> and </w:t>
       </w:r>
       <w:r>
         <w:rPr>
           <w:b/>
           <w:bCs/>
         </w:rPr>
-        <w:t>F1@3 ≈ 0.54</w:t>
-      </w:r>
-      <w:r>
-        <w:t xml:space="preserve"> on the test split; an extractive hint ranker achieved </w:t>
-      </w:r>
+        <w:t>Precision@3 ≈ 0.97</w:t>
+      </w:r>
+      <w:r>
+        <w:t xml:space="preserve"> on dev/test with strong BLEU/ROUGE overlap to gold hint sentences.</w:t>
+      </w:r>
+    </w:p>
+    <w:p>
+      <w:pPr>
+        <w:spacing w:before="60" w:after="100"/>
+      </w:pPr>
+      <w:r>
+        <w:t>The main limitations are dataset bias (exam-style English), loss of word order in one-hot features, and reliance on extractive/n-gram distractors. The conclusion is that traditional ML yields a usable tutoring prototype while neural models would be the natural next step.</w:t>
+      </w:r>
+    </w:p>
+    <w:p>
+      <w:pPr>
+        <w:pStyle w:val="Heading1"/>
+      </w:pPr>
+      <w:r>
+        <w:t>2. Introduction &amp; Motivation</w:t>
+      </w:r>
+    </w:p>
+    <w:p>
+      <w:pPr>
+        <w:spacing w:before="60" w:after="100"/>
+      </w:pPr>
+      <w:r>
+        <w:t>Automated quiz and tutoring systems can scale formative assessment: teachers can generate practice items, and learners obtain immediate feedback. In educational technology, however, many systems either (i) retrieve fixed item banks, which lack coverage, or (ii) generate fluent text without guarantees of answerability from a passage, which erodes trust.</w:t>
+      </w:r>
+    </w:p>
+    <w:p>
+      <w:pPr>
+        <w:spacing w:before="100" w:after="60"/>
+      </w:pPr>
       <w:r>
         <w:rPr>
           <w:b/>
           <w:bCs/>
         </w:rPr>
-        <w:t>Precision@1 ≈ 0.83</w:t>
-      </w:r>
-      <w:r>
-        <w:t xml:space="preserve"> and </w:t>
-      </w:r>
+        <w:t>Gaps:</w:t>
+      </w:r>
+      <w:r>
+        <w:t xml:space="preserve"> Reliable multiple-choice generation requires (a) verifying which option is supported by a passage, (b) creating plausible wrong answers (distractors) that are neither trivial nor deceptive, and (c) offering graduated hints without leaking the exact answer string.</w:t>
+      </w:r>
+    </w:p>
+    <w:p>
+      <w:pPr>
+        <w:spacing w:before="60" w:after="60"/>
+      </w:pPr>
       <w:r>
         <w:rPr>
           <w:b/>
           <w:bCs/>
         </w:rPr>
-        <w:t>Precision@3 ≈ 0.97</w:t>
-      </w:r>
-      <w:r>
-        <w:t xml:space="preserve"> on dev/test with strong BLEU/ROUGE overlap to gold hint sentences.</w:t>
-      </w:r>
-    </w:p>
-    <w:p>
-      <w:pPr>
-        <w:spacing w:before="60" w:after="100"/>
-      </w:pPr>
-      <w:r>
-        <w:t>The main limitations are dataset bias (exam-style English), loss of word order in one-hot features, and reliance on extractive/n-gram distractors. The conclusion is that traditional ML yields a usable tutoring prototype while neural models would be the natural next step.</w:t>
-      </w:r>
-    </w:p>
-    <w:p>
-      <w:pPr>
-        <w:pStyle w:val="Heading1"/>
-      </w:pPr>
-      <w:r>
-        <w:t>2. Introduction &amp; Motivation</w:t>
-      </w:r>
-    </w:p>
-    <w:p>
-      <w:pPr>
-        <w:spacing w:before="60" w:after="100"/>
-      </w:pPr>
-      <w:r>
-        <w:t>Automated quiz and tutoring systems can scale formative assessment: teachers can generate practice items, and learners obtain immediate feedback. In educational technology, however, many systems either (</w:t>
-      </w:r>
-      <w:proofErr w:type="spellStart"/>
-      <w:r>
-        <w:t>i</w:t>
-      </w:r>
-      <w:proofErr w:type="spellEnd"/>
-      <w:r>
-        <w:t>) retrieve fixed item banks, which lack coverage, or (ii) generate fluent text without guarantees of answerability from a passage, which erodes trust.</w:t>
-      </w:r>
-    </w:p>
-    <w:p>
-      <w:pPr>
-        <w:spacing w:before="100" w:after="60"/>
-      </w:pPr>
-      <w:r>
-        <w:rPr>
-          <w:b/>
-          <w:bCs/>
-        </w:rPr>
-        <w:t>Gaps:</w:t>
-      </w:r>
-      <w:r>
-        <w:t xml:space="preserve"> Reliable multiple-choice generation requires (a) verifying which option is supported by a passage, (b) creating plausible wrong answers (distractors) that are neither trivial nor deceptive, and (c) offering graduated hints without leaking the exact answer string.</w:t>
-      </w:r>
-    </w:p>
-    <w:p>
-      <w:pPr>
-        <w:spacing w:before="60" w:after="60"/>
-      </w:pPr>
-      <w:r>
-        <w:rPr>
-          <w:b/>
-          <w:bCs/>
-        </w:rPr>
         <w:t xml:space="preserve">Our system: </w:t>
       </w:r>
       <w:r>
-        <w:t xml:space="preserve">We implement a RACE-based pipeline. Model A scores each candidate option for a given (article, question) pair using traditional classifiers on engineered features. Model B ranks phrases from the article as distractors and ranks sentences as hints. Phase 4 complements supervised training with clustering and semi-supervised analysis. A </w:t>
-      </w:r>
-      <w:proofErr w:type="spellStart"/>
-      <w:r>
-        <w:t>Streamlit</w:t>
-      </w:r>
-      <w:proofErr w:type="spellEnd"/>
-      <w:r>
-        <w:t xml:space="preserve"> UI ties inference together for demonstration.</w:t>
+        <w:t>We implement a RACE-based pipeline. Model A scores each candidate option for a given (article, question) pair using traditional classifiers on engineered features. Model B ranks phrases from the article as distractors and ranks sentences as hints. Phase 4 complements supervised training with clustering and semi-supervised analysis. A Streamlit UI ties inference together for demonstration.</w:t>
       </w:r>
     </w:p>
     <w:p>
@@ -435,23 +377,7 @@
           <w:sz w:val="20"/>
           <w:szCs w:val="20"/>
         </w:rPr>
-        <w:t xml:space="preserve"> pioneered masked language modeling and fine-tuning for NLU, leading to large gains on RACE-style benchmarks. Our bag-of-words and linear models intentionally ablate that inductive bias for the course setting. Future work would fine-tune BERT/</w:t>
-      </w:r>
-      <w:proofErr w:type="spellStart"/>
-      <w:r>
-        <w:rPr>
-          <w:sz w:val="20"/>
-          <w:szCs w:val="20"/>
-        </w:rPr>
-        <w:t>RoBERTa</w:t>
-      </w:r>
-      <w:proofErr w:type="spellEnd"/>
-      <w:r>
-        <w:rPr>
-          <w:sz w:val="20"/>
-          <w:szCs w:val="20"/>
-        </w:rPr>
-        <w:t xml:space="preserve"> on verification.</w:t>
+        <w:t xml:space="preserve"> pioneered masked language modeling and fine-tuning for NLU, leading to large gains on RACE-style benchmarks. Our bag-of-words and linear models intentionally ablate that inductive bias for the course setting. Future work would fine-tune BERT/RoBERTa on verification.</w:t>
       </w:r>
     </w:p>
     <w:p>
@@ -804,23 +730,7 @@
                 <w:sz w:val="20"/>
                 <w:szCs w:val="20"/>
               </w:rPr>
-              <w:t xml:space="preserve">0.25 (1 </w:t>
-            </w:r>
-            <w:proofErr w:type="gramStart"/>
-            <w:r>
-              <w:rPr>
-                <w:sz w:val="20"/>
-                <w:szCs w:val="20"/>
-              </w:rPr>
-              <w:t>correct :</w:t>
-            </w:r>
-            <w:proofErr w:type="gramEnd"/>
-            <w:r>
-              <w:rPr>
-                <w:sz w:val="20"/>
-                <w:szCs w:val="20"/>
-              </w:rPr>
-              <w:t xml:space="preserve"> 3 wrong per question)</w:t>
+              <w:t>0.25 (1 correct : 3 wrong per question)</w:t>
             </w:r>
           </w:p>
         </w:tc>
@@ -932,23 +842,7 @@
                 <w:sz w:val="20"/>
                 <w:szCs w:val="20"/>
               </w:rPr>
-              <w:t xml:space="preserve">10,000 features, English </w:t>
-            </w:r>
-            <w:proofErr w:type="spellStart"/>
-            <w:r>
-              <w:rPr>
-                <w:sz w:val="20"/>
-                <w:szCs w:val="20"/>
-              </w:rPr>
-              <w:t>stopwords</w:t>
-            </w:r>
-            <w:proofErr w:type="spellEnd"/>
-            <w:r>
-              <w:rPr>
-                <w:sz w:val="20"/>
-                <w:szCs w:val="20"/>
-              </w:rPr>
-              <w:t>, L2 norm</w:t>
+              <w:t>10,000 features, English stopwords, L2 norm</w:t>
             </w:r>
           </w:p>
         </w:tc>
@@ -1271,15 +1165,7 @@
         <w:t>Bias and generalization:</w:t>
       </w:r>
       <w:r>
-        <w:t xml:space="preserve"> RACE </w:t>
-      </w:r>
-      <w:proofErr w:type="gramStart"/>
-      <w:r>
-        <w:t>is</w:t>
-      </w:r>
-      <w:proofErr w:type="gramEnd"/>
-      <w:r>
-        <w:t xml:space="preserve"> drawn from Chinese national English exams. Topics and rhetoric may not represent all English learners globally. Model performance may overfit exam-style articulation; deployment to other corpora would require retraining or domain adaptation.</w:t>
+        <w:t xml:space="preserve"> RACE is drawn from Chinese national English exams. Topics and rhetoric may not represent all English learners globally. Model performance may overfit exam-style articulation; deployment to other corpora would require retraining or domain adaptation.</w:t>
       </w:r>
     </w:p>
     <w:p>
@@ -1348,39 +1234,7 @@
           <w:sz w:val="20"/>
           <w:szCs w:val="20"/>
         </w:rPr>
-        <w:t xml:space="preserve"> One-hot (binary </w:t>
-      </w:r>
-      <w:proofErr w:type="spellStart"/>
-      <w:r>
-        <w:rPr>
-          <w:sz w:val="20"/>
-          <w:szCs w:val="20"/>
-        </w:rPr>
-        <w:t>CountVectorizer</w:t>
-      </w:r>
-      <w:proofErr w:type="spellEnd"/>
-      <w:r>
-        <w:rPr>
-          <w:sz w:val="20"/>
-          <w:szCs w:val="20"/>
-        </w:rPr>
-        <w:t xml:space="preserve">, max 10,000 terms, </w:t>
-      </w:r>
-      <w:proofErr w:type="spellStart"/>
-      <w:r>
-        <w:rPr>
-          <w:sz w:val="20"/>
-          <w:szCs w:val="20"/>
-        </w:rPr>
-        <w:t>min_df</w:t>
-      </w:r>
-      <w:proofErr w:type="spellEnd"/>
-      <w:r>
-        <w:rPr>
-          <w:sz w:val="20"/>
-          <w:szCs w:val="20"/>
-        </w:rPr>
-        <w:t>=2) or TF-IDF variant; with lexical features: overlap with article/question, lengths, question-type flags, and cosine/group statistics.</w:t>
+        <w:t xml:space="preserve"> One-hot (binary CountVectorizer, max 10,000 terms, min_df=2) or TF-IDF variant; with lexical features: overlap with article/question, lengths, question-type flags, and cosine/group statistics.</w:t>
       </w:r>
     </w:p>
     <w:p>
@@ -1405,23 +1259,7 @@
           <w:sz w:val="20"/>
           <w:szCs w:val="20"/>
         </w:rPr>
-        <w:t xml:space="preserve"> </w:t>
-      </w:r>
-      <w:proofErr w:type="spellStart"/>
-      <w:r>
-        <w:rPr>
-          <w:sz w:val="20"/>
-          <w:szCs w:val="20"/>
-        </w:rPr>
-        <w:t>StandardScaler</w:t>
-      </w:r>
-      <w:proofErr w:type="spellEnd"/>
-      <w:r>
-        <w:rPr>
-          <w:sz w:val="20"/>
-          <w:szCs w:val="20"/>
-        </w:rPr>
-        <w:t xml:space="preserve"> on dense lexical columns before stacking with sparse OHE/TF-IDF.</w:t>
+        <w:t xml:space="preserve"> StandardScaler on dense lexical columns before stacking with sparse OHE/TF-IDF.</w:t>
       </w:r>
     </w:p>
     <w:p>
@@ -1484,23 +1322,7 @@
           <w:sz w:val="20"/>
           <w:szCs w:val="20"/>
         </w:rPr>
-        <w:t xml:space="preserve"> — margin-based separation; probabilities via </w:t>
-      </w:r>
-      <w:proofErr w:type="spellStart"/>
-      <w:r>
-        <w:rPr>
-          <w:sz w:val="20"/>
-          <w:szCs w:val="20"/>
-        </w:rPr>
-        <w:t>CalibratedClassifierCV</w:t>
-      </w:r>
-      <w:proofErr w:type="spellEnd"/>
-      <w:r>
-        <w:rPr>
-          <w:sz w:val="20"/>
-          <w:szCs w:val="20"/>
-        </w:rPr>
-        <w:t>.</w:t>
+        <w:t xml:space="preserve"> — margin-based separation; probabilities via CalibratedClassifierCV.</w:t>
       </w:r>
     </w:p>
     <w:p>
@@ -1511,7 +1333,6 @@
           <w:numId w:val="2"/>
         </w:numPr>
       </w:pPr>
-      <w:proofErr w:type="spellStart"/>
       <w:r>
         <w:rPr>
           <w:b/>
@@ -1521,7 +1342,6 @@
         </w:rPr>
         <w:t>XGBoost</w:t>
       </w:r>
-      <w:proofErr w:type="spellEnd"/>
       <w:r>
         <w:rPr>
           <w:sz w:val="20"/>
@@ -1573,15 +1393,7 @@
         <w:spacing w:before="60" w:after="100"/>
       </w:pPr>
       <w:r>
-        <w:t>Train/validation/test respect dataset splits. Hyperparameters may be tuned via grid search. Models and scalers saved under models/</w:t>
-      </w:r>
-      <w:proofErr w:type="spellStart"/>
-      <w:r>
-        <w:t>model_a</w:t>
-      </w:r>
-      <w:proofErr w:type="spellEnd"/>
-      <w:r>
-        <w:t>/traditional/.</w:t>
+        <w:t>Train/validation/test respect dataset splits. Hyperparameters may be tuned via grid search. Models and scalers saved under models/model_a/traditional/.</w:t>
       </w:r>
     </w:p>
     <w:p>
@@ -2340,7 +2152,6 @@
             </w:tcMar>
           </w:tcPr>
           <w:p>
-            <w:proofErr w:type="spellStart"/>
             <w:r>
               <w:rPr>
                 <w:sz w:val="20"/>
@@ -2348,7 +2159,6 @@
               </w:rPr>
               <w:t>XGBoost</w:t>
             </w:r>
-            <w:proofErr w:type="spellEnd"/>
           </w:p>
         </w:tc>
         <w:tc>
@@ -2479,7 +2289,6 @@
             </w:tcMar>
           </w:tcPr>
           <w:p>
-            <w:proofErr w:type="spellStart"/>
             <w:r>
               <w:rPr>
                 <w:sz w:val="20"/>
@@ -2487,7 +2296,6 @@
               </w:rPr>
               <w:t>XGBoost</w:t>
             </w:r>
-            <w:proofErr w:type="spellEnd"/>
           </w:p>
         </w:tc>
         <w:tc>
@@ -3001,21 +2809,12 @@
             </w:tcMar>
           </w:tcPr>
           <w:p>
-            <w:proofErr w:type="spellStart"/>
-            <w:r>
-              <w:rPr>
-                <w:sz w:val="20"/>
-                <w:szCs w:val="20"/>
-              </w:rPr>
-              <w:t>XGBoost</w:t>
-            </w:r>
-            <w:proofErr w:type="spellEnd"/>
-            <w:r>
-              <w:rPr>
-                <w:sz w:val="20"/>
-                <w:szCs w:val="20"/>
-              </w:rPr>
-              <w:t xml:space="preserve"> (individual)</w:t>
+            <w:r>
+              <w:rPr>
+                <w:sz w:val="20"/>
+                <w:szCs w:val="20"/>
+              </w:rPr>
+              <w:t>XGBoost (individual)</w:t>
             </w:r>
           </w:p>
         </w:tc>
@@ -3576,17 +3375,8 @@
           <w:sz w:val="20"/>
           <w:szCs w:val="20"/>
         </w:rPr>
-        <w:t xml:space="preserve">[Figure 7] </w:t>
-      </w:r>
-      <w:proofErr w:type="spellStart"/>
-      <w:r>
-        <w:rPr>
-          <w:sz w:val="20"/>
-          <w:szCs w:val="20"/>
-        </w:rPr>
-        <w:t>xgb_confusion_matrix</w:t>
-      </w:r>
-      <w:proofErr w:type="spellEnd"/>
+        <w:t>[Figure 7] xgb_confusion_matrix</w:t>
+      </w:r>
     </w:p>
     <w:p>
       <w:r>
@@ -3720,7 +3510,6 @@
           <w:numId w:val="2"/>
         </w:numPr>
       </w:pPr>
-      <w:proofErr w:type="spellStart"/>
       <w:r>
         <w:rPr>
           <w:b/>
@@ -3730,7 +3519,6 @@
         </w:rPr>
         <w:t>XGBoost</w:t>
       </w:r>
-      <w:proofErr w:type="spellEnd"/>
       <w:r>
         <w:rPr>
           <w:sz w:val="20"/>
@@ -3948,15 +3736,7 @@
         <w:pStyle w:val="NormalWeb"/>
       </w:pPr>
       <w:r>
-        <w:t xml:space="preserve">This demonstrates that </w:t>
-      </w:r>
-      <w:proofErr w:type="spellStart"/>
-      <w:r>
-        <w:t>unlabelled</w:t>
-      </w:r>
-      <w:proofErr w:type="spellEnd"/>
-      <w:r>
-        <w:t xml:space="preserve"> data provides meaningful geometric structure that semi-supervised methods can exploit.</w:t>
+        <w:t>This demonstrates that unlabelled data provides meaningful geometric structure that semi-supervised methods can exploit.</w:t>
       </w:r>
     </w:p>
     <w:p>
@@ -3970,21 +3750,12 @@
       <w:r>
         <w:t xml:space="preserve">Best </w:t>
       </w:r>
-      <w:proofErr w:type="spellStart"/>
       <w:r>
         <w:rPr>
           <w:rStyle w:val="HTMLCode"/>
           <w:rFonts w:eastAsia="Arial"/>
         </w:rPr>
-        <w:t>n_neighbors</w:t>
-      </w:r>
-      <w:proofErr w:type="spellEnd"/>
-      <w:r>
-        <w:rPr>
-          <w:rStyle w:val="HTMLCode"/>
-          <w:rFonts w:eastAsia="Arial"/>
-        </w:rPr>
-        <w:t xml:space="preserve"> = [fill in]</w:t>
+        <w:t>n_neighbors = [fill in]</w:t>
       </w:r>
       <w:r>
         <w:t xml:space="preserve"> (found via grid search over {3, 5, 7, 10, 15, 20}). </w:t>
@@ -4209,13 +3980,8 @@
             <w:hideMark/>
           </w:tcPr>
           <w:p>
-            <w:proofErr w:type="spellStart"/>
-            <w:r>
-              <w:t>Unlabelled</w:t>
-            </w:r>
-            <w:proofErr w:type="spellEnd"/>
-            <w:r>
-              <w:t xml:space="preserve"> data carries geometric information</w:t>
+            <w:r>
+              <w:t>Unlabelled data carries geometric information</w:t>
             </w:r>
           </w:p>
         </w:tc>
@@ -4305,15 +4071,7 @@
         <w:spacing w:before="60" w:after="100"/>
       </w:pPr>
       <w:r>
-        <w:t>Extract n-gram candidates from the article; compute 10 numeric features per candidate (bag-of-words cosine to question/answer, length ratios, frequency, position, overlap, simple consistency flags). Train a binary ranker (</w:t>
-      </w:r>
-      <w:proofErr w:type="spellStart"/>
-      <w:r>
-        <w:t>RandomForest</w:t>
-      </w:r>
-      <w:proofErr w:type="spellEnd"/>
-      <w:r>
-        <w:t>) where positives are the three official RACE distractors and negatives are other candidates. At inference, MMR-style diversity mixes relevance and dissimilarity among chosen top-3 phrases.</w:t>
+        <w:t>Extract n-gram candidates from the article; compute 10 numeric features per candidate (bag-of-words cosine to question/answer, length ratios, frequency, position, overlap, simple consistency flags). Train a binary ranker (RandomForest) where positives are the three official RACE distractors and negatives are other candidates. At inference, MMR-style diversity mixes relevance and dissimilarity among chosen top-3 phrases.</w:t>
       </w:r>
     </w:p>
     <w:p>
@@ -5358,6 +5116,49 @@
     </w:p>
     <w:p>
       <w:pPr>
+        <w:spacing w:before="60" w:after="120"/>
+      </w:pPr>
+      <w:r>
+        <w:lastRenderedPageBreak/>
+        <w:drawing>
+          <wp:inline distT="0" distB="0" distL="0" distR="0" wp14:anchorId="42007A5E" wp14:editId="27633075">
+            <wp:extent cx="5387807" cy="4099915"/>
+            <wp:effectExtent l="0" t="0" r="3810" b="0"/>
+            <wp:docPr id="19" name="Picture 19"/>
+            <wp:cNvGraphicFramePr>
+              <a:graphicFrameLocks xmlns:a="http://schemas.openxmlformats.org/drawingml/2006/main" noChangeAspect="1"/>
+            </wp:cNvGraphicFramePr>
+            <a:graphic xmlns:a="http://schemas.openxmlformats.org/drawingml/2006/main">
+              <a:graphicData uri="http://schemas.openxmlformats.org/drawingml/2006/picture">
+                <pic:pic xmlns:pic="http://schemas.openxmlformats.org/drawingml/2006/picture">
+                  <pic:nvPicPr>
+                    <pic:cNvPr id="1" name=""/>
+                    <pic:cNvPicPr/>
+                  </pic:nvPicPr>
+                  <pic:blipFill>
+                    <a:blip r:embed="rId14"/>
+                    <a:stretch>
+                      <a:fillRect/>
+                    </a:stretch>
+                  </pic:blipFill>
+                  <pic:spPr>
+                    <a:xfrm>
+                      <a:off x="0" y="0"/>
+                      <a:ext cx="5387807" cy="4099915"/>
+                    </a:xfrm>
+                    <a:prstGeom prst="rect">
+                      <a:avLst/>
+                    </a:prstGeom>
+                  </pic:spPr>
+                </pic:pic>
+              </a:graphicData>
+            </a:graphic>
+          </wp:inline>
+        </w:drawing>
+      </w:r>
+    </w:p>
+    <w:p>
+      <w:pPr>
         <w:pStyle w:val="Heading2"/>
       </w:pPr>
       <w:r>
@@ -5369,7 +5170,6 @@
         <w:spacing w:before="60" w:after="100"/>
       </w:pPr>
       <w:r>
-        <w:lastRenderedPageBreak/>
         <w:t>Split article into sentences; compute hand-crafted features (overlap with question/answer, WH cues, keyword density, optional vectorizer features); train Logistic Regression; map top-scored sentences to three graduated hints with guardrails to avoid copying the full answer.</w:t>
       </w:r>
     </w:p>
@@ -5987,6 +5787,7 @@
           <w:b/>
           <w:bCs/>
         </w:rPr>
+        <w:lastRenderedPageBreak/>
         <w:t>Automatic metrics — test (8,788 rows):</w:t>
       </w:r>
     </w:p>
@@ -6640,111 +6441,11 @@
         <w:rPr>
           <w:noProof/>
         </w:rPr>
-        <w:lastRenderedPageBreak/>
         <w:drawing>
           <wp:inline distT="0" distB="0" distL="0" distR="0" wp14:anchorId="672311C1" wp14:editId="40BEED0F">
             <wp:extent cx="6172200" cy="5143500"/>
             <wp:effectExtent l="0" t="0" r="0" b="0"/>
             <wp:docPr id="12" name="Picture 12"/>
-            <wp:cNvGraphicFramePr>
-              <a:graphicFrameLocks xmlns:a="http://schemas.openxmlformats.org/drawingml/2006/main" noChangeAspect="1"/>
-            </wp:cNvGraphicFramePr>
-            <a:graphic xmlns:a="http://schemas.openxmlformats.org/drawingml/2006/main">
-              <a:graphicData uri="http://schemas.openxmlformats.org/drawingml/2006/picture">
-                <pic:pic xmlns:pic="http://schemas.openxmlformats.org/drawingml/2006/picture">
-                  <pic:nvPicPr>
-                    <pic:cNvPr id="1" name=""/>
-                    <pic:cNvPicPr/>
-                  </pic:nvPicPr>
-                  <pic:blipFill>
-                    <a:blip r:embed="rId14"/>
-                    <a:stretch>
-                      <a:fillRect/>
-                    </a:stretch>
-                  </pic:blipFill>
-                  <pic:spPr>
-                    <a:xfrm>
-                      <a:off x="0" y="0"/>
-                      <a:ext cx="6172200" cy="5143500"/>
-                    </a:xfrm>
-                    <a:prstGeom prst="rect">
-                      <a:avLst/>
-                    </a:prstGeom>
-                  </pic:spPr>
-                </pic:pic>
-              </a:graphicData>
-            </a:graphic>
-          </wp:inline>
-        </w:drawing>
-      </w:r>
-    </w:p>
-    <w:p>
-      <w:pPr>
-        <w:pStyle w:val="Heading1"/>
-      </w:pPr>
-      <w:r>
-        <w:t>7. User Interface Description</w:t>
-      </w:r>
-    </w:p>
-    <w:p>
-      <w:pPr>
-        <w:spacing w:before="60" w:after="60"/>
-      </w:pPr>
-      <w:r>
-        <w:rPr>
-          <w:b/>
-          <w:bCs/>
-        </w:rPr>
-        <w:t xml:space="preserve">Framework: </w:t>
-      </w:r>
-      <w:proofErr w:type="spellStart"/>
-      <w:r>
-        <w:t>Streamlit</w:t>
-      </w:r>
-      <w:proofErr w:type="spellEnd"/>
-      <w:r>
-        <w:t xml:space="preserve"> — rapid prototyping in Python, native support for plots, session state, and sidebars without separate front-end builds. Suitable for academic demos and reproducible grading.</w:t>
-      </w:r>
-    </w:p>
-    <w:p>
-      <w:pPr>
-        <w:spacing w:before="80" w:after="60"/>
-      </w:pPr>
-      <w:r>
-        <w:rPr>
-          <w:b/>
-          <w:bCs/>
-        </w:rPr>
-        <w:t>Screens:</w:t>
-      </w:r>
-    </w:p>
-    <w:p>
-      <w:pPr>
-        <w:pStyle w:val="ListParagraph"/>
-        <w:numPr>
-          <w:ilvl w:val="0"/>
-          <w:numId w:val="2"/>
-        </w:numPr>
-      </w:pPr>
-      <w:r>
-        <w:rPr>
-          <w:sz w:val="20"/>
-          <w:szCs w:val="20"/>
-        </w:rPr>
-        <w:t>[Figure 13] Article tab — Text area for passage; buttons to load random RACE row or generate quiz; sidebar controls (distractor λ, MCQ source, question generator toggle, LR vs soft LR+SVM verification).</w:t>
-      </w:r>
-    </w:p>
-    <w:p>
-      <w:r>
-        <w:rPr>
-          <w:noProof/>
-        </w:rPr>
-        <w:lastRenderedPageBreak/>
-        <w:drawing>
-          <wp:inline distT="0" distB="0" distL="0" distR="0" wp14:anchorId="2B93C5C7" wp14:editId="7770FFAD">
-            <wp:extent cx="6172200" cy="3113405"/>
-            <wp:effectExtent l="0" t="0" r="0" b="0"/>
-            <wp:docPr id="13" name="Picture 13"/>
             <wp:cNvGraphicFramePr>
               <a:graphicFrameLocks xmlns:a="http://schemas.openxmlformats.org/drawingml/2006/main" noChangeAspect="1"/>
             </wp:cNvGraphicFramePr>
@@ -6764,7 +6465,7 @@
                   <pic:spPr>
                     <a:xfrm>
                       <a:off x="0" y="0"/>
-                      <a:ext cx="6172200" cy="3113405"/>
+                      <a:ext cx="6172200" cy="5143500"/>
                     </a:xfrm>
                     <a:prstGeom prst="rect">
                       <a:avLst/>
@@ -6777,33 +6478,20 @@
         </w:drawing>
       </w:r>
     </w:p>
-    <w:p/>
-    <w:p>
-      <w:pPr>
-        <w:pStyle w:val="ListParagraph"/>
-        <w:numPr>
-          <w:ilvl w:val="0"/>
-          <w:numId w:val="2"/>
-        </w:numPr>
-      </w:pPr>
-      <w:r>
-        <w:rPr>
-          <w:sz w:val="20"/>
-          <w:szCs w:val="20"/>
-        </w:rPr>
-        <w:t>[Figure 14] Quiz tab — Shows question, mode/source, verifier backend, optional anchor sentence, option radio list, verification score chart, Phase 4 JSON expander if present.</w:t>
-      </w:r>
-    </w:p>
-    <w:p>
+    <w:p>
+      <w:pPr>
+        <w:spacing w:before="120" w:after="120"/>
+      </w:pPr>
       <w:r>
         <w:rPr>
           <w:noProof/>
         </w:rPr>
+        <w:lastRenderedPageBreak/>
         <w:drawing>
-          <wp:inline distT="0" distB="0" distL="0" distR="0" wp14:anchorId="68E995B4" wp14:editId="31F78215">
-            <wp:extent cx="6172200" cy="2886710"/>
-            <wp:effectExtent l="0" t="0" r="0" b="8890"/>
-            <wp:docPr id="14" name="Picture 14"/>
+          <wp:inline distT="0" distB="0" distL="0" distR="0" wp14:anchorId="6A283997" wp14:editId="3E1BD986">
+            <wp:extent cx="6004560" cy="4556760"/>
+            <wp:effectExtent l="0" t="0" r="0" b="0"/>
+            <wp:docPr id="20" name="Picture 20"/>
             <wp:cNvGraphicFramePr>
               <a:graphicFrameLocks xmlns:a="http://schemas.openxmlformats.org/drawingml/2006/main" noChangeAspect="1"/>
             </wp:cNvGraphicFramePr>
@@ -6811,23 +6499,36 @@
               <a:graphicData uri="http://schemas.openxmlformats.org/drawingml/2006/picture">
                 <pic:pic xmlns:pic="http://schemas.openxmlformats.org/drawingml/2006/picture">
                   <pic:nvPicPr>
-                    <pic:cNvPr id="1" name=""/>
-                    <pic:cNvPicPr/>
+                    <pic:cNvPr id="0" name="Picture 1"/>
+                    <pic:cNvPicPr>
+                      <a:picLocks noChangeAspect="1" noChangeArrowheads="1"/>
+                    </pic:cNvPicPr>
                   </pic:nvPicPr>
                   <pic:blipFill>
-                    <a:blip r:embed="rId16"/>
+                    <a:blip r:embed="rId16">
+                      <a:extLst>
+                        <a:ext uri="{28A0092B-C50C-407E-A947-70E740481C1C}">
+                          <a14:useLocalDpi xmlns:a14="http://schemas.microsoft.com/office/drawing/2010/main" val="0"/>
+                        </a:ext>
+                      </a:extLst>
+                    </a:blip>
+                    <a:srcRect/>
                     <a:stretch>
                       <a:fillRect/>
                     </a:stretch>
                   </pic:blipFill>
-                  <pic:spPr>
+                  <pic:spPr bwMode="auto">
                     <a:xfrm>
                       <a:off x="0" y="0"/>
-                      <a:ext cx="6172200" cy="2886710"/>
+                      <a:ext cx="6004560" cy="4556760"/>
                     </a:xfrm>
                     <a:prstGeom prst="rect">
                       <a:avLst/>
                     </a:prstGeom>
+                    <a:noFill/>
+                    <a:ln>
+                      <a:noFill/>
+                    </a:ln>
                   </pic:spPr>
                 </pic:pic>
               </a:graphicData>
@@ -6836,7 +6537,57 @@
         </w:drawing>
       </w:r>
     </w:p>
-    <w:p/>
+    <w:p>
+      <w:pPr>
+        <w:pStyle w:val="Heading1"/>
+      </w:pPr>
+      <w:r>
+        <w:t>7. User Interface Description</w:t>
+      </w:r>
+    </w:p>
+    <w:p>
+      <w:pPr>
+        <w:spacing w:before="60" w:after="60"/>
+      </w:pPr>
+      <w:r>
+        <w:rPr>
+          <w:b/>
+          <w:bCs/>
+        </w:rPr>
+        <w:t xml:space="preserve">Framework: </w:t>
+      </w:r>
+      <w:r>
+        <w:t>Streamlit — rapid prototyping in Python, native support for plots, session state, and sidebars without separate front-end builds. Suitable for academic demos and reproducible grading.</w:t>
+      </w:r>
+    </w:p>
+    <w:p>
+      <w:pPr>
+        <w:spacing w:before="80" w:after="60"/>
+      </w:pPr>
+      <w:r>
+        <w:rPr>
+          <w:b/>
+          <w:bCs/>
+        </w:rPr>
+        <w:t>Screens:</w:t>
+      </w:r>
+    </w:p>
+    <w:p>
+      <w:pPr>
+        <w:pStyle w:val="ListParagraph"/>
+        <w:numPr>
+          <w:ilvl w:val="0"/>
+          <w:numId w:val="2"/>
+        </w:numPr>
+      </w:pPr>
+      <w:r>
+        <w:rPr>
+          <w:sz w:val="20"/>
+          <w:szCs w:val="20"/>
+        </w:rPr>
+        <w:t>[Figure 13] Article tab — Text area for passage; buttons to load random RACE row or generate quiz; sidebar controls (distractor λ, MCQ source, question generator toggle, LR vs soft LR+SVM verification).</w:t>
+      </w:r>
+    </w:p>
     <w:p>
       <w:r>
         <w:rPr>
@@ -6844,10 +6595,10 @@
         </w:rPr>
         <w:lastRenderedPageBreak/>
         <w:drawing>
-          <wp:inline distT="0" distB="0" distL="0" distR="0" wp14:anchorId="4F47D7E0" wp14:editId="1AAD0344">
-            <wp:extent cx="6172200" cy="2938780"/>
+          <wp:inline distT="0" distB="0" distL="0" distR="0" wp14:anchorId="2B93C5C7" wp14:editId="7770FFAD">
+            <wp:extent cx="6172200" cy="3113405"/>
             <wp:effectExtent l="0" t="0" r="0" b="0"/>
-            <wp:docPr id="15" name="Picture 15"/>
+            <wp:docPr id="13" name="Picture 13"/>
             <wp:cNvGraphicFramePr>
               <a:graphicFrameLocks xmlns:a="http://schemas.openxmlformats.org/drawingml/2006/main" noChangeAspect="1"/>
             </wp:cNvGraphicFramePr>
@@ -6867,7 +6618,7 @@
                   <pic:spPr>
                     <a:xfrm>
                       <a:off x="0" y="0"/>
-                      <a:ext cx="6172200" cy="2938780"/>
+                      <a:ext cx="6172200" cy="3113405"/>
                     </a:xfrm>
                     <a:prstGeom prst="rect">
                       <a:avLst/>
@@ -6894,20 +6645,19 @@
           <w:sz w:val="20"/>
           <w:szCs w:val="20"/>
         </w:rPr>
-        <w:t>[Figure 15] Hints tab — Three expandable hints.</w:t>
-      </w:r>
-    </w:p>
-    <w:p/>
+        <w:t>[Figure 14] Quiz tab — Shows question, mode/source, verifier backend, optional anchor sentence, option radio list, verification score chart, Phase 4 JSON expander if present.</w:t>
+      </w:r>
+    </w:p>
     <w:p>
       <w:r>
         <w:rPr>
           <w:noProof/>
         </w:rPr>
         <w:drawing>
-          <wp:inline distT="0" distB="0" distL="0" distR="0" wp14:anchorId="35B7B81B" wp14:editId="1EFF2BF4">
-            <wp:extent cx="6172200" cy="2949575"/>
-            <wp:effectExtent l="0" t="0" r="0" b="3175"/>
-            <wp:docPr id="16" name="Picture 16"/>
+          <wp:inline distT="0" distB="0" distL="0" distR="0" wp14:anchorId="68E995B4" wp14:editId="31F78215">
+            <wp:extent cx="6172200" cy="2886710"/>
+            <wp:effectExtent l="0" t="0" r="0" b="8890"/>
+            <wp:docPr id="14" name="Picture 14"/>
             <wp:cNvGraphicFramePr>
               <a:graphicFrameLocks xmlns:a="http://schemas.openxmlformats.org/drawingml/2006/main" noChangeAspect="1"/>
             </wp:cNvGraphicFramePr>
@@ -6927,7 +6677,7 @@
                   <pic:spPr>
                     <a:xfrm>
                       <a:off x="0" y="0"/>
-                      <a:ext cx="6172200" cy="2949575"/>
+                      <a:ext cx="6172200" cy="2886710"/>
                     </a:xfrm>
                     <a:prstGeom prst="rect">
                       <a:avLst/>
@@ -6942,48 +6692,16 @@
     </w:p>
     <w:p/>
     <w:p>
-      <w:pPr>
-        <w:pStyle w:val="ListParagraph"/>
-        <w:numPr>
-          <w:ilvl w:val="0"/>
-          <w:numId w:val="2"/>
-        </w:numPr>
-      </w:pPr>
-      <w:r>
-        <w:rPr>
-          <w:sz w:val="20"/>
-          <w:szCs w:val="20"/>
-        </w:rPr>
-        <w:t xml:space="preserve">[Figure 16] Log tab — Session </w:t>
-      </w:r>
-      <w:proofErr w:type="spellStart"/>
-      <w:r>
-        <w:rPr>
-          <w:sz w:val="20"/>
-          <w:szCs w:val="20"/>
-        </w:rPr>
-        <w:t>dataframe</w:t>
-      </w:r>
-      <w:proofErr w:type="spellEnd"/>
-      <w:r>
-        <w:rPr>
-          <w:sz w:val="20"/>
-          <w:szCs w:val="20"/>
-        </w:rPr>
-        <w:t xml:space="preserve"> and CSV export.</w:t>
-      </w:r>
-    </w:p>
-    <w:p>
       <w:r>
         <w:rPr>
           <w:noProof/>
         </w:rPr>
         <w:lastRenderedPageBreak/>
         <w:drawing>
-          <wp:inline distT="0" distB="0" distL="0" distR="0" wp14:anchorId="379A1420" wp14:editId="5C7A3114">
-            <wp:extent cx="6172200" cy="2731135"/>
+          <wp:inline distT="0" distB="0" distL="0" distR="0" wp14:anchorId="4F47D7E0" wp14:editId="1AAD0344">
+            <wp:extent cx="6172200" cy="2938780"/>
             <wp:effectExtent l="0" t="0" r="0" b="0"/>
-            <wp:docPr id="17" name="Picture 17"/>
+            <wp:docPr id="15" name="Picture 15"/>
             <wp:cNvGraphicFramePr>
               <a:graphicFrameLocks xmlns:a="http://schemas.openxmlformats.org/drawingml/2006/main" noChangeAspect="1"/>
             </wp:cNvGraphicFramePr>
@@ -7003,7 +6721,7 @@
                   <pic:spPr>
                     <a:xfrm>
                       <a:off x="0" y="0"/>
-                      <a:ext cx="6172200" cy="2731135"/>
+                      <a:ext cx="6172200" cy="2938780"/>
                     </a:xfrm>
                     <a:prstGeom prst="rect">
                       <a:avLst/>
@@ -7030,39 +6748,20 @@
           <w:sz w:val="20"/>
           <w:szCs w:val="20"/>
         </w:rPr>
-        <w:t>[Figure 1</w:t>
-      </w:r>
-      <w:r>
-        <w:rPr>
-          <w:sz w:val="20"/>
-          <w:szCs w:val="20"/>
-        </w:rPr>
-        <w:t>7</w:t>
-      </w:r>
-      <w:r>
-        <w:rPr>
-          <w:sz w:val="20"/>
-          <w:szCs w:val="20"/>
-        </w:rPr>
-        <w:t xml:space="preserve">] </w:t>
-      </w:r>
-      <w:r>
-        <w:rPr>
-          <w:sz w:val="20"/>
-          <w:szCs w:val="20"/>
-        </w:rPr>
-        <w:t>Analytics Dashboard</w:t>
+        <w:t>[Figure 15] Hints tab — Three expandable hints.</w:t>
       </w:r>
     </w:p>
     <w:p/>
-    <w:p/>
-    <w:p>
-      <w:r>
+    <w:p>
+      <w:r>
+        <w:rPr>
+          <w:noProof/>
+        </w:rPr>
         <w:drawing>
-          <wp:inline distT="0" distB="0" distL="0" distR="0" wp14:anchorId="62D52083" wp14:editId="5110E082">
-            <wp:extent cx="6172200" cy="2943860"/>
-            <wp:effectExtent l="0" t="0" r="0" b="8890"/>
-            <wp:docPr id="2" name="Picture 2"/>
+          <wp:inline distT="0" distB="0" distL="0" distR="0" wp14:anchorId="35B7B81B" wp14:editId="1EFF2BF4">
+            <wp:extent cx="6172200" cy="2949575"/>
+            <wp:effectExtent l="0" t="0" r="0" b="3175"/>
+            <wp:docPr id="16" name="Picture 16"/>
             <wp:cNvGraphicFramePr>
               <a:graphicFrameLocks xmlns:a="http://schemas.openxmlformats.org/drawingml/2006/main" noChangeAspect="1"/>
             </wp:cNvGraphicFramePr>
@@ -7082,7 +6781,7 @@
                   <pic:spPr>
                     <a:xfrm>
                       <a:off x="0" y="0"/>
-                      <a:ext cx="6172200" cy="2943860"/>
+                      <a:ext cx="6172200" cy="2949575"/>
                     </a:xfrm>
                     <a:prstGeom prst="rect">
                       <a:avLst/>
@@ -7097,13 +6796,32 @@
     </w:p>
     <w:p/>
     <w:p>
-      <w:r>
+      <w:pPr>
+        <w:pStyle w:val="ListParagraph"/>
+        <w:numPr>
+          <w:ilvl w:val="0"/>
+          <w:numId w:val="2"/>
+        </w:numPr>
+      </w:pPr>
+      <w:r>
+        <w:rPr>
+          <w:sz w:val="20"/>
+          <w:szCs w:val="20"/>
+        </w:rPr>
+        <w:t>[Figure 16] Log tab — Session dataframe and CSV export.</w:t>
+      </w:r>
+    </w:p>
+    <w:p>
+      <w:r>
+        <w:rPr>
+          <w:noProof/>
+        </w:rPr>
         <w:lastRenderedPageBreak/>
         <w:drawing>
-          <wp:inline distT="0" distB="0" distL="0" distR="0" wp14:anchorId="3EEED6F5" wp14:editId="1EE7F265">
-            <wp:extent cx="6172200" cy="2862580"/>
+          <wp:inline distT="0" distB="0" distL="0" distR="0" wp14:anchorId="379A1420" wp14:editId="5C7A3114">
+            <wp:extent cx="6172200" cy="2731135"/>
             <wp:effectExtent l="0" t="0" r="0" b="0"/>
-            <wp:docPr id="18" name="Picture 18"/>
+            <wp:docPr id="17" name="Picture 17"/>
             <wp:cNvGraphicFramePr>
               <a:graphicFrameLocks xmlns:a="http://schemas.openxmlformats.org/drawingml/2006/main" noChangeAspect="1"/>
             </wp:cNvGraphicFramePr>
@@ -7123,6 +6841,111 @@
                   <pic:spPr>
                     <a:xfrm>
                       <a:off x="0" y="0"/>
+                      <a:ext cx="6172200" cy="2731135"/>
+                    </a:xfrm>
+                    <a:prstGeom prst="rect">
+                      <a:avLst/>
+                    </a:prstGeom>
+                  </pic:spPr>
+                </pic:pic>
+              </a:graphicData>
+            </a:graphic>
+          </wp:inline>
+        </w:drawing>
+      </w:r>
+    </w:p>
+    <w:p/>
+    <w:p>
+      <w:pPr>
+        <w:pStyle w:val="ListParagraph"/>
+        <w:numPr>
+          <w:ilvl w:val="0"/>
+          <w:numId w:val="2"/>
+        </w:numPr>
+      </w:pPr>
+      <w:r>
+        <w:rPr>
+          <w:sz w:val="20"/>
+          <w:szCs w:val="20"/>
+        </w:rPr>
+        <w:t>[Figure 17] Analytics Dashboard</w:t>
+      </w:r>
+    </w:p>
+    <w:p/>
+    <w:p/>
+    <w:p>
+      <w:r>
+        <w:rPr>
+          <w:noProof/>
+        </w:rPr>
+        <w:drawing>
+          <wp:inline distT="0" distB="0" distL="0" distR="0" wp14:anchorId="62D52083" wp14:editId="5110E082">
+            <wp:extent cx="6172200" cy="2943860"/>
+            <wp:effectExtent l="0" t="0" r="0" b="8890"/>
+            <wp:docPr id="2" name="Picture 2"/>
+            <wp:cNvGraphicFramePr>
+              <a:graphicFrameLocks xmlns:a="http://schemas.openxmlformats.org/drawingml/2006/main" noChangeAspect="1"/>
+            </wp:cNvGraphicFramePr>
+            <a:graphic xmlns:a="http://schemas.openxmlformats.org/drawingml/2006/main">
+              <a:graphicData uri="http://schemas.openxmlformats.org/drawingml/2006/picture">
+                <pic:pic xmlns:pic="http://schemas.openxmlformats.org/drawingml/2006/picture">
+                  <pic:nvPicPr>
+                    <pic:cNvPr id="1" name=""/>
+                    <pic:cNvPicPr/>
+                  </pic:nvPicPr>
+                  <pic:blipFill>
+                    <a:blip r:embed="rId22"/>
+                    <a:stretch>
+                      <a:fillRect/>
+                    </a:stretch>
+                  </pic:blipFill>
+                  <pic:spPr>
+                    <a:xfrm>
+                      <a:off x="0" y="0"/>
+                      <a:ext cx="6172200" cy="2943860"/>
+                    </a:xfrm>
+                    <a:prstGeom prst="rect">
+                      <a:avLst/>
+                    </a:prstGeom>
+                  </pic:spPr>
+                </pic:pic>
+              </a:graphicData>
+            </a:graphic>
+          </wp:inline>
+        </w:drawing>
+      </w:r>
+    </w:p>
+    <w:p/>
+    <w:p>
+      <w:r>
+        <w:rPr>
+          <w:noProof/>
+        </w:rPr>
+        <w:lastRenderedPageBreak/>
+        <w:drawing>
+          <wp:inline distT="0" distB="0" distL="0" distR="0" wp14:anchorId="3EEED6F5" wp14:editId="1EE7F265">
+            <wp:extent cx="6172200" cy="2862580"/>
+            <wp:effectExtent l="0" t="0" r="0" b="0"/>
+            <wp:docPr id="18" name="Picture 18"/>
+            <wp:cNvGraphicFramePr>
+              <a:graphicFrameLocks xmlns:a="http://schemas.openxmlformats.org/drawingml/2006/main" noChangeAspect="1"/>
+            </wp:cNvGraphicFramePr>
+            <a:graphic xmlns:a="http://schemas.openxmlformats.org/drawingml/2006/main">
+              <a:graphicData uri="http://schemas.openxmlformats.org/drawingml/2006/picture">
+                <pic:pic xmlns:pic="http://schemas.openxmlformats.org/drawingml/2006/picture">
+                  <pic:nvPicPr>
+                    <pic:cNvPr id="1" name=""/>
+                    <pic:cNvPicPr/>
+                  </pic:nvPicPr>
+                  <pic:blipFill>
+                    <a:blip r:embed="rId23"/>
+                    <a:stretch>
+                      <a:fillRect/>
+                    </a:stretch>
+                  </pic:blipFill>
+                  <pic:spPr>
+                    <a:xfrm>
+                      <a:off x="0" y="0"/>
                       <a:ext cx="6172200" cy="2862580"/>
                     </a:xfrm>
                     <a:prstGeom prst="rect">
@@ -7294,23 +7117,7 @@
           <w:sz w:val="20"/>
           <w:szCs w:val="20"/>
         </w:rPr>
-        <w:t xml:space="preserve">Binary ranker metrics for distractors look poor in isolation — always report </w:t>
-      </w:r>
-      <w:proofErr w:type="spellStart"/>
-      <w:r>
-        <w:rPr>
-          <w:sz w:val="20"/>
-          <w:szCs w:val="20"/>
-        </w:rPr>
-        <w:t>Precision@k</w:t>
-      </w:r>
-      <w:proofErr w:type="spellEnd"/>
-      <w:r>
-        <w:rPr>
-          <w:sz w:val="20"/>
-          <w:szCs w:val="20"/>
-        </w:rPr>
-        <w:t xml:space="preserve"> for ranking tasks.</w:t>
+        <w:t>Binary ranker metrics for distractors look poor in isolation — always report Precision@k for ranking tasks.</w:t>
       </w:r>
     </w:p>
     <w:p>
@@ -7348,23 +7155,7 @@
           <w:sz w:val="20"/>
           <w:szCs w:val="20"/>
         </w:rPr>
-        <w:t xml:space="preserve"> encoding discards word order and long-range dependencies; future work: fine-tune BERT/</w:t>
-      </w:r>
-      <w:proofErr w:type="spellStart"/>
-      <w:r>
-        <w:rPr>
-          <w:sz w:val="20"/>
-          <w:szCs w:val="20"/>
-        </w:rPr>
-        <w:t>RoBERTa</w:t>
-      </w:r>
-      <w:proofErr w:type="spellEnd"/>
-      <w:r>
-        <w:rPr>
-          <w:sz w:val="20"/>
-          <w:szCs w:val="20"/>
-        </w:rPr>
-        <w:t xml:space="preserve"> or lightweight distillers on RACE verification.</w:t>
+        <w:t xml:space="preserve"> encoding discards word order and long-range dependencies; future work: fine-tune BERT/RoBERTa or lightweight distillers on RACE verification.</w:t>
       </w:r>
     </w:p>
     <w:p>
@@ -7511,15 +7302,7 @@
         <w:spacing w:before="60" w:after="100"/>
       </w:pPr>
       <w:r>
-        <w:t xml:space="preserve">We implemented a full-stack reading comprehension quiz system on RACE: preprocessing and rich features for Model A, extractive distractor ranking and hint ranking for Model B, optional Phase 4 analysis, and a </w:t>
-      </w:r>
-      <w:proofErr w:type="spellStart"/>
-      <w:r>
-        <w:t>Streamlit</w:t>
-      </w:r>
-      <w:proofErr w:type="spellEnd"/>
-      <w:r>
-        <w:t xml:space="preserve"> demonstrator integrating question generation, verification ensembles, and Model B outputs.</w:t>
+        <w:t>We implemented a full-stack reading comprehension quiz system on RACE: preprocessing and rich features for Model A, extractive distractor ranking and hint ranking for Model B, optional Phase 4 analysis, and a Streamlit demonstrator integrating question generation, verification ensembles, and Model B outputs.</w:t>
       </w:r>
     </w:p>
     <w:p>
@@ -7535,15 +7318,7 @@
         <w:spacing w:before="60" w:after="100"/>
       </w:pPr>
       <w:r>
-        <w:t xml:space="preserve">The project reinforced that metric choice must match the decision problem (EM vs token accuracy vs </w:t>
-      </w:r>
-      <w:proofErr w:type="spellStart"/>
-      <w:r>
-        <w:t>Precision@k</w:t>
-      </w:r>
-      <w:proofErr w:type="spellEnd"/>
-      <w:r>
-        <w:t>), that extractive methods remain strong for faithful tutoring hints, and that engineering robust text segmentation matters as much as model class for user-facing generation.</w:t>
+        <w:t>The project reinforced that metric choice must match the decision problem (EM vs token accuracy vs Precision@k), that extractive methods remain strong for faithful tutoring hints, and that engineering robust text segmentation matters as much as model class for user-facing generation.</w:t>
       </w:r>
     </w:p>
     <w:p>
@@ -7559,23 +7334,7 @@
         <w:spacing w:before="60" w:after="100"/>
       </w:pPr>
       <w:r>
-        <w:t xml:space="preserve">[1] X. Lai et al., "RACE: Large-scale </w:t>
-      </w:r>
-      <w:proofErr w:type="spellStart"/>
-      <w:r>
-        <w:t>ReAding</w:t>
-      </w:r>
-      <w:proofErr w:type="spellEnd"/>
-      <w:r>
-        <w:t xml:space="preserve"> Comprehension Dataset </w:t>
-      </w:r>
-      <w:proofErr w:type="gramStart"/>
-      <w:r>
-        <w:t>From</w:t>
-      </w:r>
-      <w:proofErr w:type="gramEnd"/>
-      <w:r>
-        <w:t xml:space="preserve"> Examinations," in Proc. EMNLP, 2017.</w:t>
+        <w:t>[1] X. Lai et al., "RACE: Large-scale ReAding Comprehension Dataset From Examinations," in Proc. EMNLP, 2017.</w:t>
       </w:r>
     </w:p>
     <w:p>
@@ -7591,15 +7350,7 @@
         <w:spacing w:before="60" w:after="100"/>
       </w:pPr>
       <w:r>
-        <w:t xml:space="preserve">[3] X. Du, J. Shao, and C. </w:t>
-      </w:r>
-      <w:proofErr w:type="spellStart"/>
-      <w:r>
-        <w:t>Cardie</w:t>
-      </w:r>
-      <w:proofErr w:type="spellEnd"/>
-      <w:r>
-        <w:t>, "Learning to Ask: Neural Question Generation for Reading Comprehension," in Proc. ACL, 2017.</w:t>
+        <w:t>[3] X. Du, J. Shao, and C. Cardie, "Learning to Ask: Neural Question Generation for Reading Comprehension," in Proc. ACL, 2017.</w:t>
       </w:r>
     </w:p>
     <w:p>
@@ -7607,15 +7358,7 @@
         <w:spacing w:before="60" w:after="100"/>
       </w:pPr>
       <w:r>
-        <w:t xml:space="preserve">[4] Y. Zhao et al., "Paragraph-level Neural Question Generation with </w:t>
-      </w:r>
-      <w:proofErr w:type="spellStart"/>
-      <w:r>
-        <w:t>Maxout</w:t>
-      </w:r>
-      <w:proofErr w:type="spellEnd"/>
-      <w:r>
-        <w:t xml:space="preserve"> Pointer and Gated Self-attention Networks," in Proc. EMNLP, 2018.</w:t>
+        <w:t>[4] Y. Zhao et al., "Paragraph-level Neural Question Generation with Maxout Pointer and Gated Self-attention Networks," in Proc. EMNLP, 2018.</w:t>
       </w:r>
     </w:p>
     <w:p>
@@ -7631,15 +7374,7 @@
         <w:spacing w:before="60" w:after="100"/>
       </w:pPr>
       <w:r>
-        <w:t xml:space="preserve">[6] F. </w:t>
-      </w:r>
-      <w:proofErr w:type="spellStart"/>
-      <w:r>
-        <w:t>Pedregosa</w:t>
-      </w:r>
-      <w:proofErr w:type="spellEnd"/>
-      <w:r>
-        <w:t xml:space="preserve"> et al., "Scikit-learn: Machine Learning in Python," JMLR, vol. 12, pp. 2825–2830, 2011.</w:t>
+        <w:t>[6] F. Pedregosa et al., "Scikit-learn: Machine Learning in Python," JMLR, vol. 12, pp. 2825–2830, 2011.</w:t>
       </w:r>
     </w:p>
     <w:p>
@@ -7647,23 +7382,7 @@
         <w:spacing w:before="60" w:after="100"/>
       </w:pPr>
       <w:r>
-        <w:t xml:space="preserve">[7] </w:t>
-      </w:r>
-      <w:proofErr w:type="spellStart"/>
-      <w:r>
-        <w:t>Streamlit</w:t>
-      </w:r>
-      <w:proofErr w:type="spellEnd"/>
-      <w:r>
-        <w:t xml:space="preserve"> Inc., "</w:t>
-      </w:r>
-      <w:proofErr w:type="spellStart"/>
-      <w:r>
-        <w:t>Streamlit</w:t>
-      </w:r>
-      <w:proofErr w:type="spellEnd"/>
-      <w:r>
-        <w:t>: A faster way to build and share data apps," https://streamlit.io (accessed 2026).</w:t>
+        <w:t>[7] Streamlit Inc., "Streamlit: A faster way to build and share data apps," https://streamlit.io (accessed 2026).</w:t>
       </w:r>
     </w:p>
     <w:p>
@@ -7808,17 +7527,8 @@
                 <w:sz w:val="20"/>
                 <w:szCs w:val="20"/>
               </w:rPr>
-              <w:t>data/processed/</w:t>
-            </w:r>
-            <w:proofErr w:type="spellStart"/>
-            <w:r>
-              <w:rPr>
-                <w:sz w:val="20"/>
-                <w:szCs w:val="20"/>
-              </w:rPr>
-              <w:t>preprocessing_config.json</w:t>
-            </w:r>
-            <w:proofErr w:type="spellEnd"/>
+              <w:t>data/processed/preprocessing_config.json</w:t>
+            </w:r>
           </w:p>
         </w:tc>
       </w:tr>
@@ -7873,33 +7583,8 @@
                 <w:sz w:val="20"/>
                 <w:szCs w:val="20"/>
               </w:rPr>
-              <w:t>models/</w:t>
-            </w:r>
-            <w:proofErr w:type="spellStart"/>
-            <w:r>
-              <w:rPr>
-                <w:sz w:val="20"/>
-                <w:szCs w:val="20"/>
-              </w:rPr>
-              <w:t>model_a</w:t>
-            </w:r>
-            <w:proofErr w:type="spellEnd"/>
-            <w:r>
-              <w:rPr>
-                <w:sz w:val="20"/>
-                <w:szCs w:val="20"/>
-              </w:rPr>
-              <w:t>/traditional/*.</w:t>
-            </w:r>
-            <w:proofErr w:type="spellStart"/>
-            <w:r>
-              <w:rPr>
-                <w:sz w:val="20"/>
-                <w:szCs w:val="20"/>
-              </w:rPr>
-              <w:t>pkl</w:t>
-            </w:r>
-            <w:proofErr w:type="spellEnd"/>
+              <w:t>models/model_a/traditional/*.pkl</w:t>
+            </w:r>
           </w:p>
         </w:tc>
       </w:tr>
@@ -7955,49 +7640,8 @@
                 <w:sz w:val="20"/>
                 <w:szCs w:val="20"/>
               </w:rPr>
-              <w:t>models/</w:t>
-            </w:r>
-            <w:proofErr w:type="spellStart"/>
-            <w:r>
-              <w:rPr>
-                <w:sz w:val="20"/>
-                <w:szCs w:val="20"/>
-              </w:rPr>
-              <w:t>model_b</w:t>
-            </w:r>
-            <w:proofErr w:type="spellEnd"/>
-            <w:r>
-              <w:rPr>
-                <w:sz w:val="20"/>
-                <w:szCs w:val="20"/>
-              </w:rPr>
-              <w:t>/distractor/</w:t>
-            </w:r>
-            <w:proofErr w:type="spellStart"/>
-            <w:r>
-              <w:rPr>
-                <w:sz w:val="20"/>
-                <w:szCs w:val="20"/>
-              </w:rPr>
-              <w:t>distractor_ranker.pkl</w:t>
-            </w:r>
-            <w:proofErr w:type="spellEnd"/>
-            <w:r>
-              <w:rPr>
-                <w:sz w:val="20"/>
-                <w:szCs w:val="20"/>
-              </w:rPr>
-              <w:t xml:space="preserve">, </w:t>
-            </w:r>
-            <w:proofErr w:type="spellStart"/>
-            <w:r>
-              <w:rPr>
-                <w:sz w:val="20"/>
-                <w:szCs w:val="20"/>
-              </w:rPr>
-              <w:t>distractor_vectorizer.pkl</w:t>
-            </w:r>
-            <w:proofErr w:type="spellEnd"/>
+              <w:t>models/model_b/distractor/distractor_ranker.pkl, distractor_vectorizer.pkl</w:t>
+            </w:r>
           </w:p>
         </w:tc>
       </w:tr>
@@ -8052,65 +7696,8 @@
                 <w:sz w:val="20"/>
                 <w:szCs w:val="20"/>
               </w:rPr>
-              <w:t>models/</w:t>
-            </w:r>
-            <w:proofErr w:type="spellStart"/>
-            <w:r>
-              <w:rPr>
-                <w:sz w:val="20"/>
-                <w:szCs w:val="20"/>
-              </w:rPr>
-              <w:t>model_b</w:t>
-            </w:r>
-            <w:proofErr w:type="spellEnd"/>
-            <w:r>
-              <w:rPr>
-                <w:sz w:val="20"/>
-                <w:szCs w:val="20"/>
-              </w:rPr>
-              <w:t>/</w:t>
-            </w:r>
-            <w:proofErr w:type="spellStart"/>
-            <w:r>
-              <w:rPr>
-                <w:sz w:val="20"/>
-                <w:szCs w:val="20"/>
-              </w:rPr>
-              <w:t>hint_generator</w:t>
-            </w:r>
-            <w:proofErr w:type="spellEnd"/>
-            <w:r>
-              <w:rPr>
-                <w:sz w:val="20"/>
-                <w:szCs w:val="20"/>
-              </w:rPr>
-              <w:t>/</w:t>
-            </w:r>
-            <w:proofErr w:type="spellStart"/>
-            <w:r>
-              <w:rPr>
-                <w:sz w:val="20"/>
-                <w:szCs w:val="20"/>
-              </w:rPr>
-              <w:t>hint_ranker.pkl</w:t>
-            </w:r>
-            <w:proofErr w:type="spellEnd"/>
-            <w:r>
-              <w:rPr>
-                <w:sz w:val="20"/>
-                <w:szCs w:val="20"/>
-              </w:rPr>
-              <w:t xml:space="preserve">, </w:t>
-            </w:r>
-            <w:proofErr w:type="spellStart"/>
-            <w:r>
-              <w:rPr>
-                <w:sz w:val="20"/>
-                <w:szCs w:val="20"/>
-              </w:rPr>
-              <w:t>hint_vectorizer.pkl</w:t>
-            </w:r>
-            <w:proofErr w:type="spellEnd"/>
+              <w:t>models/model_b/hint_generator/hint_ranker.pkl, hint_vectorizer.pkl</w:t>
+            </w:r>
           </w:p>
         </w:tc>
       </w:tr>
@@ -8216,21 +7803,12 @@
             </w:tcMar>
           </w:tcPr>
           <w:p>
-            <w:proofErr w:type="spellStart"/>
-            <w:r>
-              <w:rPr>
-                <w:sz w:val="20"/>
-                <w:szCs w:val="20"/>
-              </w:rPr>
-              <w:t>src</w:t>
-            </w:r>
-            <w:proofErr w:type="spellEnd"/>
-            <w:r>
-              <w:rPr>
-                <w:sz w:val="20"/>
-                <w:szCs w:val="20"/>
-              </w:rPr>
-              <w:t>/evaluate_distractor.py, src/evaluate_hints.py</w:t>
+            <w:r>
+              <w:rPr>
+                <w:sz w:val="20"/>
+                <w:szCs w:val="20"/>
+              </w:rPr>
+              <w:t>src/evaluate_distractor.py, src/evaluate_hints.py</w:t>
             </w:r>
           </w:p>
         </w:tc>
